--- a/docs/DOCUMENTACION_FUNCIONAL.docx
+++ b/docs/DOCUMENTACION_FUNCIONAL.docx
@@ -1830,7 +1830,40 @@
     </w:p>
     <w:p>
       <w:r>
-        <w:t xml:space="preserve">Todos los parámetros legales se almacenan en la base de datos y son editables desde el admin de Django — </w:t>
+        <w:t xml:space="preserve">Todos los parámetros legales viven en un objeto </w:t>
+      </w:r>
+      <w:r>
+        <w:rPr>
+          <w:rFonts w:ascii="Consolas" w:hAnsi="Consolas"/>
+          <w:sz w:val="18"/>
+          <w:shd w:val="clear" w:fill="EEF2FF"/>
+        </w:rPr>
+        <w:t>ReglasLegales</w:t>
+      </w:r>
+      <w:r>
+        <w:t xml:space="preserve"> (</w:t>
+      </w:r>
+      <w:r>
+        <w:rPr>
+          <w:rFonts w:ascii="Consolas" w:hAnsi="Consolas"/>
+          <w:sz w:val="18"/>
+          <w:shd w:val="clear" w:fill="EEF2FF"/>
+        </w:rPr>
+        <w:t>core/laboral/rules.py</w:t>
+      </w:r>
+      <w:r>
+        <w:t xml:space="preserve">) que se construye desde la fila de </w:t>
+      </w:r>
+      <w:r>
+        <w:rPr>
+          <w:rFonts w:ascii="Consolas" w:hAnsi="Consolas"/>
+          <w:sz w:val="18"/>
+          <w:shd w:val="clear" w:fill="EEF2FF"/>
+        </w:rPr>
+        <w:t>LegalConfig</w:t>
+      </w:r>
+      <w:r>
+        <w:t xml:space="preserve"> guardada en la base de datos y editable desde el admin de Django — </w:t>
       </w:r>
       <w:r>
         <w:rPr>
@@ -1839,7 +1872,18 @@
         <w:t>sin necesidad de tocar código cuando cambian las leyes</w:t>
       </w:r>
       <w:r>
-        <w:t>:</w:t>
+        <w:t xml:space="preserve"> (</w:t>
+      </w:r>
+      <w:r>
+        <w:rPr>
+          <w:rFonts w:ascii="Consolas" w:hAnsi="Consolas"/>
+          <w:sz w:val="18"/>
+          <w:shd w:val="clear" w:fill="EEF2FF"/>
+        </w:rPr>
+        <w:t>LegalConfig.to_reglas()</w:t>
+      </w:r>
+      <w:r>
+        <w:t xml:space="preserve"> es el puente):</w:t>
       </w:r>
     </w:p>
     <w:p>
@@ -1853,16 +1897,16 @@
         <w:t>UMA</w:t>
       </w:r>
       <w:r>
-        <w:t xml:space="preserve"> diaria, salario mínimo general y </w:t>
+        <w:t xml:space="preserve"> diaria (2026: $117.31), salario mínimo general ($315.04) y </w:t>
       </w:r>
       <w:r>
         <w:rPr>
           <w:b/>
         </w:rPr>
-        <w:t>salario mínimo de la zona libre de la frontera norte (ZLF)</w:t>
-      </w:r>
-      <w:r>
-        <w:t>.</w:t>
+        <w:t>salario mínimo de la Zona Libre de la Frontera Norte</w:t>
+      </w:r>
+      <w:r>
+        <w:t xml:space="preserve"> ($440.87; Tijuana está en la ZLFN).</w:t>
       </w:r>
     </w:p>
     <w:p>
@@ -1904,7 +1948,25 @@
         <w:t>Prima de antigüedad:</w:t>
       </w:r>
       <w:r>
-        <w:t xml:space="preserve"> días por año (12) + tipo de tope salarial (2× UMA / 2× SM / 2× SM frontera) y múltiplo.</w:t>
+        <w:t xml:space="preserve"> días por año (12) y </w:t>
+      </w:r>
+      <w:r>
+        <w:rPr>
+          <w:b/>
+        </w:rPr>
+        <w:t>tope = 2 × salario mínimo del área geográfica</w:t>
+      </w:r>
+      <w:r>
+        <w:t xml:space="preserve"> (arts. 485/486 LFT): frontera $881.74 · general $630.08. </w:t>
+      </w:r>
+      <w:r>
+        <w:rPr>
+          <w:b/>
+        </w:rPr>
+        <w:t>No es 2 × UMA</w:t>
+      </w:r>
+      <w:r>
+        <w:t xml:space="preserve"> ($234.62), que era el error anterior.</w:t>
       </w:r>
     </w:p>
     <w:p>
@@ -1918,7 +1980,16 @@
         <w:t>Días de indemnización</w:t>
       </w:r>
       <w:r>
-        <w:t xml:space="preserve"> (3 meses = 90).</w:t>
+        <w:t xml:space="preserve"> (3 meses = 90) y </w:t>
+      </w:r>
+      <w:r>
+        <w:rPr>
+          <w:b/>
+        </w:rPr>
+        <w:t>20 días por año</w:t>
+      </w:r>
+      <w:r>
+        <w:t xml:space="preserve"> (art. 50 fr. II).</w:t>
       </w:r>
     </w:p>
     <w:p>
@@ -1926,34 +1997,74 @@
         <w:pStyle w:val="ListBullet"/>
       </w:pPr>
       <w:r>
-        <w:t>Solo una configuración puede estar *activa* a la vez; al guardar una se desactivan las demás.</w:t>
+        <w:rPr>
+          <w:b/>
+        </w:rPr>
+        <w:t>Criterio de vacaciones antes del primer año</w:t>
+      </w:r>
+      <w:r>
+        <w:t xml:space="preserve"> (proporcional / ninguna).</w:t>
       </w:r>
     </w:p>
     <w:p>
       <w:pPr>
-        <w:pStyle w:val="Heading2"/>
-      </w:pPr>
-      <w:r>
-        <w:rPr>
-          <w:color w:val="374151"/>
-        </w:rPr>
-        <w:t>5.2 Tabla de vacaciones (Reforma LFT 2023)</w:t>
+        <w:pStyle w:val="ListBullet"/>
+      </w:pPr>
+      <w:r>
+        <w:rPr>
+          <w:b/>
+        </w:rPr>
+        <w:t>Modo de salario integrado</w:t>
+      </w:r>
+      <w:r>
+        <w:t xml:space="preserve"> (por conceptos del art. 84 o por porcentaje).</w:t>
       </w:r>
     </w:p>
     <w:p>
-      <w:r>
-        <w:t>El sistema implementa la tabla de vacaciones vigente en México (año 1 → 12 días, +2 por año hasta 20, después +2 cada 5 años), extrapolando más allá de la tabla cuando es necesario.</w:t>
+      <w:pPr>
+        <w:pStyle w:val="ListBullet"/>
+      </w:pPr>
+      <w:r>
+        <w:rPr>
+          <w:b/>
+        </w:rPr>
+        <w:t>Años exigidos para prima de antigüedad en renuncia voluntaria</w:t>
+      </w:r>
+      <w:r>
+        <w:t xml:space="preserve"> (15, art. 162 fr. III).</w:t>
       </w:r>
     </w:p>
     <w:p>
       <w:pPr>
+        <w:pStyle w:val="ListBullet"/>
+      </w:pPr>
+      <w:r>
+        <w:t>Solo una configuración puede estar *activa* a la vez; al guardar una se desactivan las demás.</w:t>
+      </w:r>
+    </w:p>
+    <w:p>
+      <w:pPr>
         <w:pStyle w:val="Heading2"/>
       </w:pPr>
       <w:r>
         <w:rPr>
           <w:color w:val="374151"/>
         </w:rPr>
-        <w:t>5.3 Conceptos calculados</w:t>
+        <w:t>5.1b Tablas graduales (reforma DOF 01-05-2026)</w:t>
+      </w:r>
+    </w:p>
+    <w:p>
+      <w:r>
+        <w:t xml:space="preserve">La reducción de la jornada es </w:t>
+      </w:r>
+      <w:r>
+        <w:rPr>
+          <w:b/>
+        </w:rPr>
+        <w:t>gradual</w:t>
+      </w:r>
+      <w:r>
+        <w:t>, así que se modela por año y no como constante:</w:t>
       </w:r>
     </w:p>
     <w:tbl>
@@ -1981,7 +2092,7 @@
                 <w:color w:val="FFFFFF"/>
                 <w:sz w:val="18"/>
               </w:rPr>
-              <w:t>Concepto</w:t>
+              <w:t>Año</w:t>
             </w:r>
           </w:p>
         </w:tc>
@@ -1998,7 +2109,7 @@
                 <w:color w:val="FFFFFF"/>
                 <w:sz w:val="18"/>
               </w:rPr>
-              <w:t>Artículo</w:t>
+              <w:t>Jornada ordinaria máx. semanal (art. 59 + transitorio Segundo)</w:t>
             </w:r>
           </w:p>
         </w:tc>
@@ -2015,7 +2126,7 @@
                 <w:color w:val="FFFFFF"/>
                 <w:sz w:val="18"/>
               </w:rPr>
-              <w:t>Tipo</w:t>
+              <w:t>Horas al doble máx. por semana (art. 66 + transitorio Cuarto)</w:t>
             </w:r>
           </w:p>
         </w:tc>
@@ -2031,7 +2142,7 @@
               <w:rPr>
                 <w:sz w:val="18"/>
               </w:rPr>
-              <w:t>Aguinaldo proporcional</w:t>
+              <w:t>2026</w:t>
             </w:r>
           </w:p>
         </w:tc>
@@ -2045,7 +2156,7 @@
               <w:rPr>
                 <w:sz w:val="18"/>
               </w:rPr>
-              <w:t>Art. 87 LFT</w:t>
+              <w:t>48</w:t>
             </w:r>
           </w:p>
         </w:tc>
@@ -2059,7 +2170,7 @@
               <w:rPr>
                 <w:sz w:val="18"/>
               </w:rPr>
-              <w:t>automático</w:t>
+              <w:t>9</w:t>
             </w:r>
           </w:p>
         </w:tc>
@@ -2075,7 +2186,7 @@
               <w:rPr>
                 <w:sz w:val="18"/>
               </w:rPr>
-              <w:t>Vacaciones proporcionales</w:t>
+              <w:t>2027</w:t>
             </w:r>
           </w:p>
         </w:tc>
@@ -2089,7 +2200,7 @@
               <w:rPr>
                 <w:sz w:val="18"/>
               </w:rPr>
-              <w:t>Art. 76 LFT</w:t>
+              <w:t>46</w:t>
             </w:r>
           </w:p>
         </w:tc>
@@ -2103,7 +2214,7 @@
               <w:rPr>
                 <w:sz w:val="18"/>
               </w:rPr>
-              <w:t>automático</w:t>
+              <w:t>9</w:t>
             </w:r>
           </w:p>
         </w:tc>
@@ -2119,7 +2230,7 @@
               <w:rPr>
                 <w:sz w:val="18"/>
               </w:rPr>
-              <w:t>Prima vacacional</w:t>
+              <w:t>2028</w:t>
             </w:r>
           </w:p>
         </w:tc>
@@ -2133,7 +2244,7 @@
               <w:rPr>
                 <w:sz w:val="18"/>
               </w:rPr>
-              <w:t>Art. 80 LFT</w:t>
+              <w:t>44</w:t>
             </w:r>
           </w:p>
         </w:tc>
@@ -2147,7 +2258,7 @@
               <w:rPr>
                 <w:sz w:val="18"/>
               </w:rPr>
-              <w:t>automático</w:t>
+              <w:t>10</w:t>
             </w:r>
           </w:p>
         </w:tc>
@@ -2163,7 +2274,7 @@
               <w:rPr>
                 <w:sz w:val="18"/>
               </w:rPr>
-              <w:t>Prima de antigüedad (con indicador de tope)</w:t>
+              <w:t>2029</w:t>
             </w:r>
           </w:p>
         </w:tc>
@@ -2177,7 +2288,7 @@
               <w:rPr>
                 <w:sz w:val="18"/>
               </w:rPr>
-              <w:t>Art. 162 LFT</w:t>
+              <w:t>42</w:t>
             </w:r>
           </w:p>
         </w:tc>
@@ -2191,7 +2302,7 @@
               <w:rPr>
                 <w:sz w:val="18"/>
               </w:rPr>
-              <w:t>automático</w:t>
+              <w:t>11</w:t>
             </w:r>
           </w:p>
         </w:tc>
@@ -2207,7 +2318,7 @@
               <w:rPr>
                 <w:sz w:val="18"/>
               </w:rPr>
-              <w:t>Indemnización constitucional (90 días)</w:t>
+              <w:t>2030</w:t>
             </w:r>
           </w:p>
         </w:tc>
@@ -2221,7 +2332,7 @@
               <w:rPr>
                 <w:sz w:val="18"/>
               </w:rPr>
-              <w:t>Art. 50 LFT</w:t>
+              <w:t>40</w:t>
             </w:r>
           </w:p>
         </w:tc>
@@ -2235,7 +2346,1890 @@
               <w:rPr>
                 <w:sz w:val="18"/>
               </w:rPr>
+              <w:t>12</w:t>
+            </w:r>
+          </w:p>
+        </w:tc>
+      </w:tr>
+    </w:tbl>
+    <w:p>
+      <w:pPr>
+        <w:spacing w:after="0"/>
+      </w:pPr>
+    </w:p>
+    <w:p>
+      <w:r>
+        <w:t xml:space="preserve">Lo que excede el límite del art. 66 se paga al triple (art. 68) con un máximo de </w:t>
+      </w:r>
+      <w:r>
+        <w:rPr>
+          <w:b/>
+        </w:rPr>
+        <w:t>4 horas extra por semana</w:t>
+      </w:r>
+      <w:r>
+        <w:t>; la jornada ordinaria más la extraordinaria nunca puede exceder 12 horas diarias.</w:t>
+      </w:r>
+    </w:p>
+    <w:p>
+      <w:pPr>
+        <w:pStyle w:val="Heading2"/>
+      </w:pPr>
+      <w:r>
+        <w:rPr>
+          <w:color w:val="374151"/>
+        </w:rPr>
+        <w:t>5.2 Modelo temporal de la relación laboral (`PeriodoLaboral`)</w:t>
+      </w:r>
+    </w:p>
+    <w:p>
+      <w:r>
+        <w:t xml:space="preserve">Cada concepto ya no comparte una misma cifra de "días trabajados". </w:t>
+      </w:r>
+      <w:r>
+        <w:rPr>
+          <w:rFonts w:ascii="Consolas" w:hAnsi="Consolas"/>
+          <w:sz w:val="18"/>
+          <w:shd w:val="clear" w:fill="EEF2FF"/>
+        </w:rPr>
+        <w:t>core/laboral/periodo.py</w:t>
+      </w:r>
+      <w:r>
+        <w:t xml:space="preserve"> descompone la relación en el periodo que exige cada artículo:</w:t>
+      </w:r>
+    </w:p>
+    <w:p>
+      <w:pPr>
+        <w:spacing w:before="80" w:after="80"/>
+        <w:shd w:val="clear" w:fill="F3F4F6"/>
+      </w:pPr>
+      <w:r>
+        <w:rPr>
+          <w:rFonts w:ascii="Consolas" w:hAnsi="Consolas"/>
+          <w:sz w:val="17"/>
+        </w:rPr>
+        <w:t>RELACIÓN LABORAL</w:t>
+        <w:br/>
+      </w:r>
+      <w:r>
+        <w:rPr>
+          <w:rFonts w:ascii="Consolas" w:hAnsi="Consolas"/>
+          <w:sz w:val="17"/>
+        </w:rPr>
+        <w:t>├── antigüedad exacta (aniversarios cumplidos, bisiesto-aware) + fracción del ciclo</w:t>
+        <w:br/>
+      </w:r>
+      <w:r>
+        <w:rPr>
+          <w:rFonts w:ascii="Consolas" w:hAnsi="Consolas"/>
+          <w:sz w:val="17"/>
+        </w:rPr>
+        <w:t>├── aniversario vigente / próximo aniversario</w:t>
+        <w:br/>
+      </w:r>
+      <w:r>
+        <w:rPr>
+          <w:rFonts w:ascii="Consolas" w:hAnsi="Consolas"/>
+          <w:sz w:val="17"/>
+        </w:rPr>
+        <w:t>├── días del AÑO CALENDARIO en curso  → aguinaldo (art. 87)</w:t>
+        <w:br/>
+      </w:r>
+      <w:r>
+        <w:rPr>
+          <w:rFonts w:ascii="Consolas" w:hAnsi="Consolas"/>
+          <w:sz w:val="17"/>
+        </w:rPr>
+        <w:t>├── ciclos de vacaciones (uno por año de servicio) → arts. 76 y 81</w:t>
+        <w:br/>
+      </w:r>
+      <w:r>
+        <w:rPr>
+          <w:rFonts w:ascii="Consolas" w:hAnsi="Consolas"/>
+          <w:sz w:val="17"/>
+        </w:rPr>
+        <w:t>│   ├── derecho del último año cumplido, no disfrutado</w:t>
+        <w:br/>
+      </w:r>
+      <w:r>
+        <w:rPr>
+          <w:rFonts w:ascii="Consolas" w:hAnsi="Consolas"/>
+          <w:sz w:val="17"/>
+        </w:rPr>
+        <w:t>│   └── proporcional del ciclo en curso</w:t>
+        <w:br/>
+      </w:r>
+      <w:r>
+        <w:rPr>
+          <w:rFonts w:ascii="Consolas" w:hAnsi="Consolas"/>
+          <w:sz w:val="17"/>
+        </w:rPr>
+        <w:t>└── semanas trabajadas → topes de horas extra (arts. 66 y 68)</w:t>
+      </w:r>
+    </w:p>
+    <w:p>
+      <w:r>
+        <w:t>Consecuencias:</w:t>
+      </w:r>
+    </w:p>
+    <w:p>
+      <w:pPr>
+        <w:pStyle w:val="ListBullet"/>
+      </w:pPr>
+      <w:r>
+        <w:rPr>
+          <w:b/>
+        </w:rPr>
+        <w:t>El aguinaldo</w:t>
+      </w:r>
+      <w:r>
+        <w:t xml:space="preserve"> es proporcional a los días trabajados </w:t>
+      </w:r>
+      <w:r>
+        <w:rPr>
+          <w:b/>
+        </w:rPr>
+        <w:t>del año calendario en curso</w:t>
+      </w:r>
+      <w:r>
+        <w:t>, no a toda la antigüedad (art. 87: "conforme al tiempo que hubieren trabajado"). Un trabajador con 5 años despedido el 15 de septiembre de 2026 cobra 258/365, no 5 años de aguinaldo.</w:t>
+      </w:r>
+    </w:p>
+    <w:p>
+      <w:pPr>
+        <w:pStyle w:val="ListBullet"/>
+      </w:pPr>
+      <w:r>
+        <w:rPr>
+          <w:b/>
+        </w:rPr>
+        <w:t>Las vacaciones</w:t>
+      </w:r>
+      <w:r>
+        <w:t xml:space="preserve"> se calculan por ciclo de aniversario: el derecho del último año completado </w:t>
+      </w:r>
+      <w:r>
+        <w:rPr>
+          <w:b/>
+        </w:rPr>
+        <w:t>más</w:t>
+      </w:r>
+      <w:r>
+        <w:t xml:space="preserve"> la parte proporcional del año en curso. La proporcionalidad se aplica </w:t>
+      </w:r>
+      <w:r>
+        <w:rPr>
+          <w:b/>
+        </w:rPr>
+        <w:t>una sola vez</w:t>
+      </w:r>
+      <w:r>
+        <w:t xml:space="preserve"> (antes se aplicaba dos veces, dejando los días al cuadrado).</w:t>
+      </w:r>
+    </w:p>
+    <w:p>
+      <w:pPr>
+        <w:pStyle w:val="ListBullet"/>
+      </w:pPr>
+      <w:r>
+        <w:rPr>
+          <w:b/>
+        </w:rPr>
+        <w:t>La antigüedad</w:t>
+      </w:r>
+      <w:r>
+        <w:t xml:space="preserve"> se mide por aniversarios cumplidos, no con </w:t>
+      </w:r>
+      <w:r>
+        <w:rPr>
+          <w:rFonts w:ascii="Consolas" w:hAnsi="Consolas"/>
+          <w:sz w:val="18"/>
+          <w:shd w:val="clear" w:fill="EEF2FF"/>
+        </w:rPr>
+        <w:t>días / 365</w:t>
+      </w:r>
+      <w:r>
+        <w:t>: los años bisiestos no distorsionan y quien termina justo en su aniversario da una cifra exacta.</w:t>
+      </w:r>
+    </w:p>
+    <w:p>
+      <w:pPr>
+        <w:pStyle w:val="Heading2"/>
+      </w:pPr>
+      <w:r>
+        <w:rPr>
+          <w:color w:val="374151"/>
+        </w:rPr>
+        <w:t>5.3 Tabla de vacaciones (Reforma LFT 2022)</w:t>
+      </w:r>
+    </w:p>
+    <w:tbl>
+      <w:tblPr>
+        <w:tblStyle w:val="TableGrid"/>
+        <w:tblW w:type="auto" w:w="0"/>
+        <w:tblLook w:firstColumn="1" w:firstRow="1" w:lastColumn="0" w:lastRow="0" w:noHBand="0" w:noVBand="1" w:val="04A0"/>
+      </w:tblPr>
+      <w:tblGrid>
+        <w:gridCol w:w="876"/>
+        <w:gridCol w:w="876"/>
+        <w:gridCol w:w="876"/>
+        <w:gridCol w:w="876"/>
+        <w:gridCol w:w="876"/>
+        <w:gridCol w:w="876"/>
+        <w:gridCol w:w="876"/>
+        <w:gridCol w:w="876"/>
+        <w:gridCol w:w="876"/>
+        <w:gridCol w:w="876"/>
+        <w:gridCol w:w="876"/>
+      </w:tblGrid>
+      <w:tr>
+        <w:tc>
+          <w:tcPr>
+            <w:tcW w:type="dxa" w:w="876"/>
+            <w:shd w:val="clear" w:fill="1F2937"/>
+          </w:tcPr>
+          <w:p>
+            <w:r/>
+            <w:r>
+              <w:rPr>
+                <w:b/>
+                <w:color w:val="FFFFFF"/>
+                <w:sz w:val="18"/>
+              </w:rPr>
+              <w:t>Años de servicio</w:t>
+            </w:r>
+          </w:p>
+        </w:tc>
+        <w:tc>
+          <w:tcPr>
+            <w:tcW w:type="dxa" w:w="876"/>
+            <w:shd w:val="clear" w:fill="1F2937"/>
+          </w:tcPr>
+          <w:p>
+            <w:r/>
+            <w:r>
+              <w:rPr>
+                <w:b/>
+                <w:color w:val="FFFFFF"/>
+                <w:sz w:val="18"/>
+              </w:rPr>
+              <w:t>1</w:t>
+            </w:r>
+          </w:p>
+        </w:tc>
+        <w:tc>
+          <w:tcPr>
+            <w:tcW w:type="dxa" w:w="876"/>
+            <w:shd w:val="clear" w:fill="1F2937"/>
+          </w:tcPr>
+          <w:p>
+            <w:r/>
+            <w:r>
+              <w:rPr>
+                <w:b/>
+                <w:color w:val="FFFFFF"/>
+                <w:sz w:val="18"/>
+              </w:rPr>
+              <w:t>2</w:t>
+            </w:r>
+          </w:p>
+        </w:tc>
+        <w:tc>
+          <w:tcPr>
+            <w:tcW w:type="dxa" w:w="876"/>
+            <w:shd w:val="clear" w:fill="1F2937"/>
+          </w:tcPr>
+          <w:p>
+            <w:r/>
+            <w:r>
+              <w:rPr>
+                <w:b/>
+                <w:color w:val="FFFFFF"/>
+                <w:sz w:val="18"/>
+              </w:rPr>
+              <w:t>3</w:t>
+            </w:r>
+          </w:p>
+        </w:tc>
+        <w:tc>
+          <w:tcPr>
+            <w:tcW w:type="dxa" w:w="876"/>
+            <w:shd w:val="clear" w:fill="1F2937"/>
+          </w:tcPr>
+          <w:p>
+            <w:r/>
+            <w:r>
+              <w:rPr>
+                <w:b/>
+                <w:color w:val="FFFFFF"/>
+                <w:sz w:val="18"/>
+              </w:rPr>
+              <w:t>4</w:t>
+            </w:r>
+          </w:p>
+        </w:tc>
+        <w:tc>
+          <w:tcPr>
+            <w:tcW w:type="dxa" w:w="876"/>
+            <w:shd w:val="clear" w:fill="1F2937"/>
+          </w:tcPr>
+          <w:p>
+            <w:r/>
+            <w:r>
+              <w:rPr>
+                <w:b/>
+                <w:color w:val="FFFFFF"/>
+                <w:sz w:val="18"/>
+              </w:rPr>
+              <w:t>5</w:t>
+            </w:r>
+          </w:p>
+        </w:tc>
+        <w:tc>
+          <w:tcPr>
+            <w:tcW w:type="dxa" w:w="876"/>
+            <w:shd w:val="clear" w:fill="1F2937"/>
+          </w:tcPr>
+          <w:p>
+            <w:r/>
+            <w:r>
+              <w:rPr>
+                <w:b/>
+                <w:color w:val="FFFFFF"/>
+                <w:sz w:val="18"/>
+              </w:rPr>
+              <w:t>6-10</w:t>
+            </w:r>
+          </w:p>
+        </w:tc>
+        <w:tc>
+          <w:tcPr>
+            <w:tcW w:type="dxa" w:w="876"/>
+            <w:shd w:val="clear" w:fill="1F2937"/>
+          </w:tcPr>
+          <w:p>
+            <w:r/>
+            <w:r>
+              <w:rPr>
+                <w:b/>
+                <w:color w:val="FFFFFF"/>
+                <w:sz w:val="18"/>
+              </w:rPr>
+              <w:t>11-15</w:t>
+            </w:r>
+          </w:p>
+        </w:tc>
+        <w:tc>
+          <w:tcPr>
+            <w:tcW w:type="dxa" w:w="876"/>
+            <w:shd w:val="clear" w:fill="1F2937"/>
+          </w:tcPr>
+          <w:p>
+            <w:r/>
+            <w:r>
+              <w:rPr>
+                <w:b/>
+                <w:color w:val="FFFFFF"/>
+                <w:sz w:val="18"/>
+              </w:rPr>
+              <w:t>16-20</w:t>
+            </w:r>
+          </w:p>
+        </w:tc>
+        <w:tc>
+          <w:tcPr>
+            <w:tcW w:type="dxa" w:w="876"/>
+            <w:shd w:val="clear" w:fill="1F2937"/>
+          </w:tcPr>
+          <w:p>
+            <w:r/>
+            <w:r>
+              <w:rPr>
+                <w:b/>
+                <w:color w:val="FFFFFF"/>
+                <w:sz w:val="18"/>
+              </w:rPr>
+              <w:t>21-25</w:t>
+            </w:r>
+          </w:p>
+        </w:tc>
+        <w:tc>
+          <w:tcPr>
+            <w:tcW w:type="dxa" w:w="876"/>
+            <w:shd w:val="clear" w:fill="1F2937"/>
+          </w:tcPr>
+          <w:p>
+            <w:r/>
+            <w:r>
+              <w:rPr>
+                <w:b/>
+                <w:color w:val="FFFFFF"/>
+                <w:sz w:val="18"/>
+              </w:rPr>
+              <w:t>26-30</w:t>
+            </w:r>
+          </w:p>
+        </w:tc>
+      </w:tr>
+      <w:tr>
+        <w:tc>
+          <w:tcPr>
+            <w:tcW w:type="dxa" w:w="876"/>
+          </w:tcPr>
+          <w:p>
+            <w:r/>
+            <w:r>
+              <w:rPr>
+                <w:sz w:val="18"/>
+              </w:rPr>
+              <w:t>Días</w:t>
+            </w:r>
+          </w:p>
+        </w:tc>
+        <w:tc>
+          <w:tcPr>
+            <w:tcW w:type="dxa" w:w="876"/>
+          </w:tcPr>
+          <w:p>
+            <w:r/>
+            <w:r>
+              <w:rPr>
+                <w:sz w:val="18"/>
+              </w:rPr>
+              <w:t>12</w:t>
+            </w:r>
+          </w:p>
+        </w:tc>
+        <w:tc>
+          <w:tcPr>
+            <w:tcW w:type="dxa" w:w="876"/>
+          </w:tcPr>
+          <w:p>
+            <w:r/>
+            <w:r>
+              <w:rPr>
+                <w:sz w:val="18"/>
+              </w:rPr>
+              <w:t>14</w:t>
+            </w:r>
+          </w:p>
+        </w:tc>
+        <w:tc>
+          <w:tcPr>
+            <w:tcW w:type="dxa" w:w="876"/>
+          </w:tcPr>
+          <w:p>
+            <w:r/>
+            <w:r>
+              <w:rPr>
+                <w:sz w:val="18"/>
+              </w:rPr>
+              <w:t>16</w:t>
+            </w:r>
+          </w:p>
+        </w:tc>
+        <w:tc>
+          <w:tcPr>
+            <w:tcW w:type="dxa" w:w="876"/>
+          </w:tcPr>
+          <w:p>
+            <w:r/>
+            <w:r>
+              <w:rPr>
+                <w:sz w:val="18"/>
+              </w:rPr>
+              <w:t>18</w:t>
+            </w:r>
+          </w:p>
+        </w:tc>
+        <w:tc>
+          <w:tcPr>
+            <w:tcW w:type="dxa" w:w="876"/>
+          </w:tcPr>
+          <w:p>
+            <w:r/>
+            <w:r>
+              <w:rPr>
+                <w:sz w:val="18"/>
+              </w:rPr>
+              <w:t>20</w:t>
+            </w:r>
+          </w:p>
+        </w:tc>
+        <w:tc>
+          <w:tcPr>
+            <w:tcW w:type="dxa" w:w="876"/>
+          </w:tcPr>
+          <w:p>
+            <w:r/>
+            <w:r>
+              <w:rPr>
+                <w:sz w:val="18"/>
+              </w:rPr>
+              <w:t>22</w:t>
+            </w:r>
+          </w:p>
+        </w:tc>
+        <w:tc>
+          <w:tcPr>
+            <w:tcW w:type="dxa" w:w="876"/>
+          </w:tcPr>
+          <w:p>
+            <w:r/>
+            <w:r>
+              <w:rPr>
+                <w:sz w:val="18"/>
+              </w:rPr>
+              <w:t>24</w:t>
+            </w:r>
+          </w:p>
+        </w:tc>
+        <w:tc>
+          <w:tcPr>
+            <w:tcW w:type="dxa" w:w="876"/>
+          </w:tcPr>
+          <w:p>
+            <w:r/>
+            <w:r>
+              <w:rPr>
+                <w:sz w:val="18"/>
+              </w:rPr>
+              <w:t>26</w:t>
+            </w:r>
+          </w:p>
+        </w:tc>
+        <w:tc>
+          <w:tcPr>
+            <w:tcW w:type="dxa" w:w="876"/>
+          </w:tcPr>
+          <w:p>
+            <w:r/>
+            <w:r>
+              <w:rPr>
+                <w:sz w:val="18"/>
+              </w:rPr>
+              <w:t>28</w:t>
+            </w:r>
+          </w:p>
+        </w:tc>
+        <w:tc>
+          <w:tcPr>
+            <w:tcW w:type="dxa" w:w="876"/>
+          </w:tcPr>
+          <w:p>
+            <w:r/>
+            <w:r>
+              <w:rPr>
+                <w:sz w:val="18"/>
+              </w:rPr>
+              <w:t>30</w:t>
+            </w:r>
+          </w:p>
+        </w:tc>
+      </w:tr>
+    </w:tbl>
+    <w:p>
+      <w:pPr>
+        <w:spacing w:after="0"/>
+      </w:pPr>
+    </w:p>
+    <w:p>
+      <w:r>
+        <w:t xml:space="preserve">Antes del primer aniversario el derecho es 0 bajo el criterio mayoritario (el art. 76 exige "más de un año de servicios"); el criterio </w:t>
+      </w:r>
+      <w:r>
+        <w:rPr>
+          <w:rFonts w:ascii="Consolas" w:hAnsi="Consolas"/>
+          <w:sz w:val="18"/>
+          <w:shd w:val="clear" w:fill="EEF2FF"/>
+        </w:rPr>
+        <w:t>proporcional</w:t>
+      </w:r>
+      <w:r>
+        <w:t xml:space="preserve"> también está disponible y es configurable por caso.</w:t>
+      </w:r>
+    </w:p>
+    <w:p>
+      <w:pPr>
+        <w:pStyle w:val="Heading2"/>
+      </w:pPr>
+      <w:r>
+        <w:rPr>
+          <w:color w:val="374151"/>
+        </w:rPr>
+        <w:t>5.3 Conceptos calculados</w:t>
+      </w:r>
+    </w:p>
+    <w:tbl>
+      <w:tblPr>
+        <w:tblStyle w:val="TableGrid"/>
+        <w:tblW w:type="auto" w:w="0"/>
+        <w:tblLook w:firstColumn="1" w:firstRow="1" w:lastColumn="0" w:lastRow="0" w:noHBand="0" w:noVBand="1" w:val="04A0"/>
+      </w:tblPr>
+      <w:tblGrid>
+        <w:gridCol w:w="2409"/>
+        <w:gridCol w:w="2409"/>
+        <w:gridCol w:w="2409"/>
+        <w:gridCol w:w="2409"/>
+      </w:tblGrid>
+      <w:tr>
+        <w:tc>
+          <w:tcPr>
+            <w:tcW w:type="dxa" w:w="2409"/>
+            <w:shd w:val="clear" w:fill="1F2937"/>
+          </w:tcPr>
+          <w:p>
+            <w:r/>
+            <w:r>
+              <w:rPr>
+                <w:b/>
+                <w:color w:val="FFFFFF"/>
+                <w:sz w:val="18"/>
+              </w:rPr>
+              <w:t>Concepto</w:t>
+            </w:r>
+          </w:p>
+        </w:tc>
+        <w:tc>
+          <w:tcPr>
+            <w:tcW w:type="dxa" w:w="2409"/>
+            <w:shd w:val="clear" w:fill="1F2937"/>
+          </w:tcPr>
+          <w:p>
+            <w:r/>
+            <w:r>
+              <w:rPr>
+                <w:b/>
+                <w:color w:val="FFFFFF"/>
+                <w:sz w:val="18"/>
+              </w:rPr>
+              <w:t>Artículo</w:t>
+            </w:r>
+          </w:p>
+        </w:tc>
+        <w:tc>
+          <w:tcPr>
+            <w:tcW w:type="dxa" w:w="2409"/>
+            <w:shd w:val="clear" w:fill="1F2937"/>
+          </w:tcPr>
+          <w:p>
+            <w:r/>
+            <w:r>
+              <w:rPr>
+                <w:b/>
+                <w:color w:val="FFFFFF"/>
+                <w:sz w:val="18"/>
+              </w:rPr>
+              <w:t>Tipo</w:t>
+            </w:r>
+          </w:p>
+        </w:tc>
+        <w:tc>
+          <w:tcPr>
+            <w:tcW w:type="dxa" w:w="2409"/>
+            <w:shd w:val="clear" w:fill="1F2937"/>
+          </w:tcPr>
+          <w:p>
+            <w:r/>
+            <w:r>
+              <w:rPr>
+                <w:b/>
+                <w:color w:val="FFFFFF"/>
+                <w:sz w:val="18"/>
+              </w:rPr>
+              <w:t>Base de cálculo</w:t>
+            </w:r>
+          </w:p>
+        </w:tc>
+      </w:tr>
+      <w:tr>
+        <w:tc>
+          <w:tcPr>
+            <w:tcW w:type="dxa" w:w="2409"/>
+          </w:tcPr>
+          <w:p>
+            <w:r/>
+            <w:r>
+              <w:rPr>
+                <w:sz w:val="18"/>
+              </w:rPr>
+              <w:t>Aguinaldo proporcional</w:t>
+            </w:r>
+          </w:p>
+        </w:tc>
+        <w:tc>
+          <w:tcPr>
+            <w:tcW w:type="dxa" w:w="2409"/>
+          </w:tcPr>
+          <w:p>
+            <w:r/>
+            <w:r>
+              <w:rPr>
+                <w:sz w:val="18"/>
+              </w:rPr>
+              <w:t>Art. 87 LFT</w:t>
+            </w:r>
+          </w:p>
+        </w:tc>
+        <w:tc>
+          <w:tcPr>
+            <w:tcW w:type="dxa" w:w="2409"/>
+          </w:tcPr>
+          <w:p>
+            <w:r/>
+            <w:r>
+              <w:rPr>
+                <w:sz w:val="18"/>
+              </w:rPr>
               <w:t>automático</w:t>
+            </w:r>
+          </w:p>
+        </w:tc>
+        <w:tc>
+          <w:tcPr>
+            <w:tcW w:type="dxa" w:w="2409"/>
+          </w:tcPr>
+          <w:p>
+            <w:r/>
+            <w:r>
+              <w:rPr>
+                <w:sz w:val="18"/>
+              </w:rPr>
+              <w:t>días del año calendario en curso</w:t>
+            </w:r>
+          </w:p>
+        </w:tc>
+      </w:tr>
+      <w:tr>
+        <w:tc>
+          <w:tcPr>
+            <w:tcW w:type="dxa" w:w="2409"/>
+          </w:tcPr>
+          <w:p>
+            <w:r/>
+            <w:r>
+              <w:rPr>
+                <w:sz w:val="18"/>
+              </w:rPr>
+              <w:t>Vacaciones (año cumplido + proporcional)</w:t>
+            </w:r>
+          </w:p>
+        </w:tc>
+        <w:tc>
+          <w:tcPr>
+            <w:tcW w:type="dxa" w:w="2409"/>
+          </w:tcPr>
+          <w:p>
+            <w:r/>
+            <w:r>
+              <w:rPr>
+                <w:sz w:val="18"/>
+              </w:rPr>
+              <w:t>Arts. 76 y 81 LFT</w:t>
+            </w:r>
+          </w:p>
+        </w:tc>
+        <w:tc>
+          <w:tcPr>
+            <w:tcW w:type="dxa" w:w="2409"/>
+          </w:tcPr>
+          <w:p>
+            <w:r/>
+            <w:r>
+              <w:rPr>
+                <w:sz w:val="18"/>
+              </w:rPr>
+              <w:t>automático</w:t>
+            </w:r>
+          </w:p>
+        </w:tc>
+        <w:tc>
+          <w:tcPr>
+            <w:tcW w:type="dxa" w:w="2409"/>
+          </w:tcPr>
+          <w:p>
+            <w:r/>
+            <w:r>
+              <w:rPr>
+                <w:sz w:val="18"/>
+              </w:rPr>
+              <w:t>ciclo de aniversario</w:t>
+            </w:r>
+          </w:p>
+        </w:tc>
+      </w:tr>
+      <w:tr>
+        <w:tc>
+          <w:tcPr>
+            <w:tcW w:type="dxa" w:w="2409"/>
+          </w:tcPr>
+          <w:p>
+            <w:r/>
+            <w:r>
+              <w:rPr>
+                <w:sz w:val="18"/>
+              </w:rPr>
+              <w:t>Prima vacacional</w:t>
+            </w:r>
+          </w:p>
+        </w:tc>
+        <w:tc>
+          <w:tcPr>
+            <w:tcW w:type="dxa" w:w="2409"/>
+          </w:tcPr>
+          <w:p>
+            <w:r/>
+            <w:r>
+              <w:rPr>
+                <w:sz w:val="18"/>
+              </w:rPr>
+              <w:t>Art. 80 LFT</w:t>
+            </w:r>
+          </w:p>
+        </w:tc>
+        <w:tc>
+          <w:tcPr>
+            <w:tcW w:type="dxa" w:w="2409"/>
+          </w:tcPr>
+          <w:p>
+            <w:r/>
+            <w:r>
+              <w:rPr>
+                <w:sz w:val="18"/>
+              </w:rPr>
+              <w:t>automático</w:t>
+            </w:r>
+          </w:p>
+        </w:tc>
+        <w:tc>
+          <w:tcPr>
+            <w:tcW w:type="dxa" w:w="2409"/>
+          </w:tcPr>
+          <w:p>
+            <w:r/>
+            <w:r>
+              <w:rPr>
+                <w:sz w:val="18"/>
+              </w:rPr>
+              <w:t>25% de las vacaciones</w:t>
+            </w:r>
+          </w:p>
+        </w:tc>
+      </w:tr>
+      <w:tr>
+        <w:tc>
+          <w:tcPr>
+            <w:tcW w:type="dxa" w:w="2409"/>
+          </w:tcPr>
+          <w:p>
+            <w:r/>
+            <w:r>
+              <w:rPr>
+                <w:sz w:val="18"/>
+              </w:rPr>
+              <w:t>Prima de antigüedad (con piso y tope de zona)</w:t>
+            </w:r>
+          </w:p>
+        </w:tc>
+        <w:tc>
+          <w:tcPr>
+            <w:tcW w:type="dxa" w:w="2409"/>
+          </w:tcPr>
+          <w:p>
+            <w:r/>
+            <w:r>
+              <w:rPr>
+                <w:sz w:val="18"/>
+              </w:rPr>
+              <w:t>Arts. 162, 485 y 486 LFT</w:t>
+            </w:r>
+          </w:p>
+        </w:tc>
+        <w:tc>
+          <w:tcPr>
+            <w:tcW w:type="dxa" w:w="2409"/>
+          </w:tcPr>
+          <w:p>
+            <w:r/>
+            <w:r>
+              <w:rPr>
+                <w:sz w:val="18"/>
+              </w:rPr>
+              <w:t>según tipo de despido</w:t>
+            </w:r>
+          </w:p>
+        </w:tc>
+        <w:tc>
+          <w:tcPr>
+            <w:tcW w:type="dxa" w:w="2409"/>
+          </w:tcPr>
+          <w:p>
+            <w:r/>
+            <w:r>
+              <w:rPr>
+                <w:sz w:val="18"/>
+              </w:rPr>
+              <w:t>salario diario con piso/techo del área</w:t>
+            </w:r>
+          </w:p>
+        </w:tc>
+      </w:tr>
+      <w:tr>
+        <w:tc>
+          <w:tcPr>
+            <w:tcW w:type="dxa" w:w="2409"/>
+          </w:tcPr>
+          <w:p>
+            <w:r/>
+            <w:r>
+              <w:rPr>
+                <w:sz w:val="18"/>
+              </w:rPr>
+              <w:t>Indemnización constitucional (90 días)</w:t>
+            </w:r>
+          </w:p>
+        </w:tc>
+        <w:tc>
+          <w:tcPr>
+            <w:tcW w:type="dxa" w:w="2409"/>
+          </w:tcPr>
+          <w:p>
+            <w:r/>
+            <w:r>
+              <w:rPr>
+                <w:sz w:val="18"/>
+              </w:rPr>
+              <w:t>Art. 50 fr. III LFT</w:t>
+            </w:r>
+          </w:p>
+        </w:tc>
+        <w:tc>
+          <w:tcPr>
+            <w:tcW w:type="dxa" w:w="2409"/>
+          </w:tcPr>
+          <w:p>
+            <w:r/>
+            <w:r>
+              <w:rPr>
+                <w:sz w:val="18"/>
+              </w:rPr>
+              <w:t>según tipo de despido</w:t>
+            </w:r>
+          </w:p>
+        </w:tc>
+        <w:tc>
+          <w:tcPr>
+            <w:tcW w:type="dxa" w:w="2409"/>
+          </w:tcPr>
+          <w:p>
+            <w:r/>
+            <w:r>
+              <w:rPr>
+                <w:b/>
+                <w:sz w:val="18"/>
+              </w:rPr>
+              <w:t>salario diario integrado</w:t>
+            </w:r>
+          </w:p>
+        </w:tc>
+      </w:tr>
+      <w:tr>
+        <w:tc>
+          <w:tcPr>
+            <w:tcW w:type="dxa" w:w="2409"/>
+          </w:tcPr>
+          <w:p>
+            <w:r/>
+            <w:r>
+              <w:rPr>
+                <w:sz w:val="18"/>
+              </w:rPr>
+              <w:t>Indemnización 20 días por año</w:t>
+            </w:r>
+          </w:p>
+        </w:tc>
+        <w:tc>
+          <w:tcPr>
+            <w:tcW w:type="dxa" w:w="2409"/>
+          </w:tcPr>
+          <w:p>
+            <w:r/>
+            <w:r>
+              <w:rPr>
+                <w:sz w:val="18"/>
+              </w:rPr>
+              <w:t>Art. 50 fr. II LFT</w:t>
+            </w:r>
+          </w:p>
+        </w:tc>
+        <w:tc>
+          <w:tcPr>
+            <w:tcW w:type="dxa" w:w="2409"/>
+          </w:tcPr>
+          <w:p>
+            <w:r/>
+            <w:r>
+              <w:rPr>
+                <w:sz w:val="18"/>
+              </w:rPr>
+              <w:t>según tipo de despido</w:t>
+            </w:r>
+          </w:p>
+        </w:tc>
+        <w:tc>
+          <w:tcPr>
+            <w:tcW w:type="dxa" w:w="2409"/>
+          </w:tcPr>
+          <w:p>
+            <w:r/>
+            <w:r>
+              <w:rPr>
+                <w:b/>
+                <w:sz w:val="18"/>
+              </w:rPr>
+              <w:t>salario diario integrado</w:t>
+            </w:r>
+          </w:p>
+        </w:tc>
+      </w:tr>
+      <w:tr>
+        <w:tc>
+          <w:tcPr>
+            <w:tcW w:type="dxa" w:w="2409"/>
+          </w:tcPr>
+          <w:p>
+            <w:r/>
+            <w:r>
+              <w:rPr>
+                <w:sz w:val="18"/>
+              </w:rPr>
+              <w:t>Vacaciones de ciclos anteriores (días manuales)</w:t>
+            </w:r>
+          </w:p>
+        </w:tc>
+        <w:tc>
+          <w:tcPr>
+            <w:tcW w:type="dxa" w:w="2409"/>
+          </w:tcPr>
+          <w:p>
+            <w:r/>
+            <w:r>
+              <w:rPr>
+                <w:sz w:val="18"/>
+              </w:rPr>
+              <w:t>Art. 79 LFT</w:t>
+            </w:r>
+          </w:p>
+        </w:tc>
+        <w:tc>
+          <w:tcPr>
+            <w:tcW w:type="dxa" w:w="2409"/>
+          </w:tcPr>
+          <w:p>
+            <w:r/>
+            <w:r>
+              <w:rPr>
+                <w:sz w:val="18"/>
+              </w:rPr>
+              <w:t>semiautomático</w:t>
+            </w:r>
+          </w:p>
+        </w:tc>
+        <w:tc>
+          <w:tcPr>
+            <w:tcW w:type="dxa" w:w="2409"/>
+          </w:tcPr>
+          <w:p>
+            <w:r/>
+            <w:r>
+              <w:rPr>
+                <w:sz w:val="18"/>
+              </w:rPr>
+              <w:t>salario diario</w:t>
+            </w:r>
+          </w:p>
+        </w:tc>
+      </w:tr>
+      <w:tr>
+        <w:tc>
+          <w:tcPr>
+            <w:tcW w:type="dxa" w:w="2409"/>
+          </w:tcPr>
+          <w:p>
+            <w:r/>
+            <w:r>
+              <w:rPr>
+                <w:sz w:val="18"/>
+              </w:rPr>
+              <w:t>Horas extras: dobles + excedentes</w:t>
+            </w:r>
+          </w:p>
+        </w:tc>
+        <w:tc>
+          <w:tcPr>
+            <w:tcW w:type="dxa" w:w="2409"/>
+          </w:tcPr>
+          <w:p>
+            <w:r/>
+            <w:r>
+              <w:rPr>
+                <w:sz w:val="18"/>
+              </w:rPr>
+              <w:t>Arts. 66 y 68 LFT</w:t>
+            </w:r>
+          </w:p>
+        </w:tc>
+        <w:tc>
+          <w:tcPr>
+            <w:tcW w:type="dxa" w:w="2409"/>
+          </w:tcPr>
+          <w:p>
+            <w:r/>
+            <w:r>
+              <w:rPr>
+                <w:sz w:val="18"/>
+              </w:rPr>
+              <w:t>semiautomático</w:t>
+            </w:r>
+          </w:p>
+        </w:tc>
+        <w:tc>
+          <w:tcPr>
+            <w:tcW w:type="dxa" w:w="2409"/>
+          </w:tcPr>
+          <w:p>
+            <w:r/>
+            <w:r>
+              <w:rPr>
+                <w:sz w:val="18"/>
+              </w:rPr>
+              <w:t>valor hora según jornada (art. 61)</w:t>
+            </w:r>
+          </w:p>
+        </w:tc>
+      </w:tr>
+      <w:tr>
+        <w:tc>
+          <w:tcPr>
+            <w:tcW w:type="dxa" w:w="2409"/>
+          </w:tcPr>
+          <w:p>
+            <w:r/>
+            <w:r>
+              <w:rPr>
+                <w:sz w:val="18"/>
+              </w:rPr>
+              <w:t>Salarios devengados (monto manual)</w:t>
+            </w:r>
+          </w:p>
+        </w:tc>
+        <w:tc>
+          <w:tcPr>
+            <w:tcW w:type="dxa" w:w="2409"/>
+          </w:tcPr>
+          <w:p>
+            <w:r/>
+            <w:r>
+              <w:rPr>
+                <w:sz w:val="18"/>
+              </w:rPr>
+              <w:t>Art. 48 LFT</w:t>
+            </w:r>
+          </w:p>
+        </w:tc>
+        <w:tc>
+          <w:tcPr>
+            <w:tcW w:type="dxa" w:w="2409"/>
+          </w:tcPr>
+          <w:p>
+            <w:r/>
+            <w:r>
+              <w:rPr>
+                <w:sz w:val="18"/>
+              </w:rPr>
+              <w:t>manual</w:t>
+            </w:r>
+          </w:p>
+        </w:tc>
+        <w:tc>
+          <w:tcPr>
+            <w:tcW w:type="dxa" w:w="2409"/>
+          </w:tcPr>
+          <w:p>
+            <w:r/>
+            <w:r>
+              <w:rPr>
+                <w:sz w:val="18"/>
+              </w:rPr>
+              <w:t>—</w:t>
+            </w:r>
+          </w:p>
+        </w:tc>
+      </w:tr>
+      <w:tr>
+        <w:tc>
+          <w:tcPr>
+            <w:tcW w:type="dxa" w:w="2409"/>
+          </w:tcPr>
+          <w:p>
+            <w:r/>
+            <w:r>
+              <w:rPr>
+                <w:sz w:val="18"/>
+              </w:rPr>
+              <w:t>Días festivos laborados</w:t>
+            </w:r>
+          </w:p>
+        </w:tc>
+        <w:tc>
+          <w:tcPr>
+            <w:tcW w:type="dxa" w:w="2409"/>
+          </w:tcPr>
+          <w:p>
+            <w:r/>
+            <w:r>
+              <w:rPr>
+                <w:sz w:val="18"/>
+              </w:rPr>
+              <w:t>Arts. 74-75 LFT</w:t>
+            </w:r>
+          </w:p>
+        </w:tc>
+        <w:tc>
+          <w:tcPr>
+            <w:tcW w:type="dxa" w:w="2409"/>
+          </w:tcPr>
+          <w:p>
+            <w:r/>
+            <w:r>
+              <w:rPr>
+                <w:sz w:val="18"/>
+              </w:rPr>
+              <w:t>semiautomático</w:t>
+            </w:r>
+          </w:p>
+        </w:tc>
+        <w:tc>
+          <w:tcPr>
+            <w:tcW w:type="dxa" w:w="2409"/>
+          </w:tcPr>
+          <w:p>
+            <w:r/>
+            <w:r>
+              <w:rPr>
+                <w:sz w:val="18"/>
+              </w:rPr>
+              <w:t>3 × salario diario</w:t>
+            </w:r>
+          </w:p>
+        </w:tc>
+      </w:tr>
+      <w:tr>
+        <w:tc>
+          <w:tcPr>
+            <w:tcW w:type="dxa" w:w="2409"/>
+          </w:tcPr>
+          <w:p>
+            <w:r/>
+            <w:r>
+              <w:rPr>
+                <w:sz w:val="18"/>
+              </w:rPr>
+              <w:t>Días de descanso semanal laborados</w:t>
+            </w:r>
+          </w:p>
+        </w:tc>
+        <w:tc>
+          <w:tcPr>
+            <w:tcW w:type="dxa" w:w="2409"/>
+          </w:tcPr>
+          <w:p>
+            <w:r/>
+            <w:r>
+              <w:rPr>
+                <w:sz w:val="18"/>
+              </w:rPr>
+              <w:t>Arts. 69 y 73 LFT</w:t>
+            </w:r>
+          </w:p>
+        </w:tc>
+        <w:tc>
+          <w:tcPr>
+            <w:tcW w:type="dxa" w:w="2409"/>
+          </w:tcPr>
+          <w:p>
+            <w:r/>
+            <w:r>
+              <w:rPr>
+                <w:sz w:val="18"/>
+              </w:rPr>
+              <w:t>semiautomático</w:t>
+            </w:r>
+          </w:p>
+        </w:tc>
+        <w:tc>
+          <w:tcPr>
+            <w:tcW w:type="dxa" w:w="2409"/>
+          </w:tcPr>
+          <w:p>
+            <w:r/>
+            <w:r>
+              <w:rPr>
+                <w:sz w:val="18"/>
+              </w:rPr>
+              <w:t>2 × salario diario</w:t>
+            </w:r>
+          </w:p>
+        </w:tc>
+      </w:tr>
+    </w:tbl>
+    <w:p>
+      <w:pPr>
+        <w:spacing w:after="0"/>
+      </w:pPr>
+    </w:p>
+    <w:p>
+      <w:pPr>
+        <w:pStyle w:val="Heading2"/>
+      </w:pPr>
+      <w:r>
+        <w:rPr>
+          <w:color w:val="374151"/>
+        </w:rPr>
+        <w:t>5.4 Salario diario vs. salario diario integrado (arts. 84 y 89 LFT)</w:t>
+      </w:r>
+    </w:p>
+    <w:p>
+      <w:r>
+        <w:t>El motor separa las dos bases porque la ley lo hace:</w:t>
+      </w:r>
+    </w:p>
+    <w:p>
+      <w:pPr>
+        <w:pStyle w:val="ListBullet"/>
+      </w:pPr>
+      <w:r>
+        <w:rPr>
+          <w:b/>
+        </w:rPr>
+        <w:t>Salario diario</w:t>
+      </w:r>
+      <w:r>
+        <w:t xml:space="preserve"> = salario ÷ 30 / 15 / 7 / 1 (art. 89). Base de aguinaldo, vacaciones, prima vacacional, horas extras, festivos.</w:t>
+      </w:r>
+    </w:p>
+    <w:p>
+      <w:pPr>
+        <w:pStyle w:val="ListBullet"/>
+      </w:pPr>
+      <w:r>
+        <w:rPr>
+          <w:b/>
+        </w:rPr>
+        <w:t>Salario diario integrado</w:t>
+      </w:r>
+      <w:r>
+        <w:t xml:space="preserve"> = salario diario + parte proporcional de los conceptos del art. 84 (cuota diaria, gratificaciones, ayudas, comisiones, prestaciones en especie). Base de las </w:t>
+      </w:r>
+      <w:r>
+        <w:rPr>
+          <w:b/>
+        </w:rPr>
+        <w:t>indemnizaciones</w:t>
+      </w:r>
+      <w:r>
+        <w:t xml:space="preserve"> (90 días y 20 días por año).</w:t>
+      </w:r>
+    </w:p>
+    <w:p>
+      <w:r>
+        <w:t>Ambas cifras aparecen en la pantalla de cálculo y se asientan en la demanda ("Salario diario: $X · Salario diario integrado: $Y"). La prima de antigüedad usa su propia base (piso y techo del salario mínimo del área, arts. 485/486) — nunca la UMA.</w:t>
+      </w:r>
+    </w:p>
+    <w:p>
+      <w:pPr>
+        <w:pStyle w:val="Heading2"/>
+      </w:pPr>
+      <w:r>
+        <w:rPr>
+          <w:color w:val="374151"/>
+        </w:rPr>
+        <w:t>5.5 Las horas extras son estructuradas, nunca un factor promedio</w:t>
+      </w:r>
+    </w:p>
+    <w:p>
+      <w:r>
+        <w:t xml:space="preserve">Una cantidad total de horas no contiene información jurídica: el límite de horas al doble es semanal y depende del año, y lo que lo excede se paga al triple. Por eso el motor recibe </w:t>
+      </w:r>
+      <w:r>
+        <w:rPr>
+          <w:rFonts w:ascii="Consolas" w:hAnsi="Consolas"/>
+          <w:sz w:val="18"/>
+          <w:shd w:val="clear" w:fill="EEF2FF"/>
+        </w:rPr>
+        <w:t>horas_extra_normales</w:t>
+      </w:r>
+      <w:r>
+        <w:t xml:space="preserve"> (art. 66) y </w:t>
+      </w:r>
+      <w:r>
+        <w:rPr>
+          <w:rFonts w:ascii="Consolas" w:hAnsi="Consolas"/>
+          <w:sz w:val="18"/>
+          <w:shd w:val="clear" w:fill="EEF2FF"/>
+        </w:rPr>
+        <w:t>horas_extra_excedentes</w:t>
+      </w:r>
+      <w:r>
+        <w:t xml:space="preserve"> (art. 68). Si sólo se captura un total, se reparte contra los topes semanales del año (9 + 4 h en 2026) en lugar de aplicar el antiguo factor promedio de 2.5×. El valor de la hora sigue la duración de la jornada (8 / 7 / 7.5 h, art. 61 LFT).</w:t>
+      </w:r>
+    </w:p>
+    <w:p>
+      <w:pPr>
+        <w:pStyle w:val="Heading2"/>
+      </w:pPr>
+      <w:r>
+        <w:rPr>
+          <w:color w:val="374151"/>
+        </w:rPr>
+        <w:t>5.6 Procedencia por tipo de terminación (arts. 46, 50 y 162 LFT)</w:t>
+      </w:r>
+    </w:p>
+    <w:p>
+      <w:r>
+        <w:t xml:space="preserve">La indemnización no es una prestación automática: </w:t>
+      </w:r>
+      <w:r>
+        <w:rPr>
+          <w:rFonts w:ascii="Consolas" w:hAnsi="Consolas"/>
+          <w:sz w:val="18"/>
+          <w:shd w:val="clear" w:fill="EEF2FF"/>
+        </w:rPr>
+        <w:t>ReglasLegales.restricciones_por_tipo()</w:t>
+      </w:r>
+      <w:r>
+        <w:t xml:space="preserve"> decide según la causa de terminación, y la demanda, la pantalla y el recálculo comparten esa única regla:</w:t>
+      </w:r>
+    </w:p>
+    <w:tbl>
+      <w:tblPr>
+        <w:tblStyle w:val="TableGrid"/>
+        <w:tblW w:type="auto" w:w="0"/>
+        <w:tblLook w:firstColumn="1" w:firstRow="1" w:lastColumn="0" w:lastRow="0" w:noHBand="0" w:noVBand="1" w:val="04A0"/>
+      </w:tblPr>
+      <w:tblGrid>
+        <w:gridCol w:w="2409"/>
+        <w:gridCol w:w="2409"/>
+        <w:gridCol w:w="2409"/>
+        <w:gridCol w:w="2409"/>
+      </w:tblGrid>
+      <w:tr>
+        <w:tc>
+          <w:tcPr>
+            <w:tcW w:type="dxa" w:w="2409"/>
+            <w:shd w:val="clear" w:fill="1F2937"/>
+          </w:tcPr>
+          <w:p>
+            <w:r/>
+            <w:r>
+              <w:rPr>
+                <w:b/>
+                <w:color w:val="FFFFFF"/>
+                <w:sz w:val="18"/>
+              </w:rPr>
+              <w:t>Terminación</w:t>
+            </w:r>
+          </w:p>
+        </w:tc>
+        <w:tc>
+          <w:tcPr>
+            <w:tcW w:type="dxa" w:w="2409"/>
+            <w:shd w:val="clear" w:fill="1F2937"/>
+          </w:tcPr>
+          <w:p>
+            <w:r/>
+            <w:r>
+              <w:rPr>
+                <w:b/>
+                <w:color w:val="FFFFFF"/>
+                <w:sz w:val="18"/>
+              </w:rPr>
+              <w:t>90 días (art. 50 fr. III)</w:t>
+            </w:r>
+          </w:p>
+        </w:tc>
+        <w:tc>
+          <w:tcPr>
+            <w:tcW w:type="dxa" w:w="2409"/>
+            <w:shd w:val="clear" w:fill="1F2937"/>
+          </w:tcPr>
+          <w:p>
+            <w:r/>
+            <w:r>
+              <w:rPr>
+                <w:b/>
+                <w:color w:val="FFFFFF"/>
+                <w:sz w:val="18"/>
+              </w:rPr>
+              <w:t>20 días/año (art. 50 fr. II)</w:t>
+            </w:r>
+          </w:p>
+        </w:tc>
+        <w:tc>
+          <w:tcPr>
+            <w:tcW w:type="dxa" w:w="2409"/>
+            <w:shd w:val="clear" w:fill="1F2937"/>
+          </w:tcPr>
+          <w:p>
+            <w:r/>
+            <w:r>
+              <w:rPr>
+                <w:b/>
+                <w:color w:val="FFFFFF"/>
+                <w:sz w:val="18"/>
+              </w:rPr>
+              <w:t>Prima de antigüedad (art. 162)</w:t>
+            </w:r>
+          </w:p>
+        </w:tc>
+      </w:tr>
+      <w:tr>
+        <w:tc>
+          <w:tcPr>
+            <w:tcW w:type="dxa" w:w="2409"/>
+          </w:tcPr>
+          <w:p>
+            <w:r/>
+            <w:r>
+              <w:rPr>
+                <w:sz w:val="18"/>
+              </w:rPr>
+              <w:t>Despido injustificado</w:t>
+            </w:r>
+          </w:p>
+        </w:tc>
+        <w:tc>
+          <w:tcPr>
+            <w:tcW w:type="dxa" w:w="2409"/>
+          </w:tcPr>
+          <w:p>
+            <w:r/>
+            <w:r>
+              <w:rPr>
+                <w:sz w:val="18"/>
+              </w:rPr>
+              <w:t>✔</w:t>
+            </w:r>
+          </w:p>
+        </w:tc>
+        <w:tc>
+          <w:tcPr>
+            <w:tcW w:type="dxa" w:w="2409"/>
+          </w:tcPr>
+          <w:p>
+            <w:r/>
+            <w:r>
+              <w:rPr>
+                <w:sz w:val="18"/>
+              </w:rPr>
+              <w:t>✔</w:t>
+            </w:r>
+          </w:p>
+        </w:tc>
+        <w:tc>
+          <w:tcPr>
+            <w:tcW w:type="dxa" w:w="2409"/>
+          </w:tcPr>
+          <w:p>
+            <w:r/>
+            <w:r>
+              <w:rPr>
+                <w:sz w:val="18"/>
+              </w:rPr>
+              <w:t>✔</w:t>
+            </w:r>
+          </w:p>
+        </w:tc>
+      </w:tr>
+      <w:tr>
+        <w:tc>
+          <w:tcPr>
+            <w:tcW w:type="dxa" w:w="2409"/>
+          </w:tcPr>
+          <w:p>
+            <w:r/>
+            <w:r>
+              <w:rPr>
+                <w:sz w:val="18"/>
+              </w:rPr>
+              <w:t>Rescisión (arts. 51-52)</w:t>
+            </w:r>
+          </w:p>
+        </w:tc>
+        <w:tc>
+          <w:tcPr>
+            <w:tcW w:type="dxa" w:w="2409"/>
+          </w:tcPr>
+          <w:p>
+            <w:r/>
+            <w:r>
+              <w:rPr>
+                <w:sz w:val="18"/>
+              </w:rPr>
+              <w:t>✔</w:t>
+            </w:r>
+          </w:p>
+        </w:tc>
+        <w:tc>
+          <w:tcPr>
+            <w:tcW w:type="dxa" w:w="2409"/>
+          </w:tcPr>
+          <w:p>
+            <w:r/>
+            <w:r>
+              <w:rPr>
+                <w:sz w:val="18"/>
+              </w:rPr>
+              <w:t>✔</w:t>
+            </w:r>
+          </w:p>
+        </w:tc>
+        <w:tc>
+          <w:tcPr>
+            <w:tcW w:type="dxa" w:w="2409"/>
+          </w:tcPr>
+          <w:p>
+            <w:r/>
+            <w:r>
+              <w:rPr>
+                <w:sz w:val="18"/>
+              </w:rPr>
+              <w:t>✔</w:t>
+            </w:r>
+          </w:p>
+        </w:tc>
+      </w:tr>
+      <w:tr>
+        <w:tc>
+          <w:tcPr>
+            <w:tcW w:type="dxa" w:w="2409"/>
+          </w:tcPr>
+          <w:p>
+            <w:r/>
+            <w:r>
+              <w:rPr>
+                <w:sz w:val="18"/>
+              </w:rPr>
+              <w:t>Despido justificado</w:t>
+            </w:r>
+          </w:p>
+        </w:tc>
+        <w:tc>
+          <w:tcPr>
+            <w:tcW w:type="dxa" w:w="2409"/>
+          </w:tcPr>
+          <w:p>
+            <w:r/>
+            <w:r>
+              <w:rPr>
+                <w:sz w:val="18"/>
+              </w:rPr>
+              <w:t>✘ (art. 46)</w:t>
+            </w:r>
+          </w:p>
+        </w:tc>
+        <w:tc>
+          <w:tcPr>
+            <w:tcW w:type="dxa" w:w="2409"/>
+          </w:tcPr>
+          <w:p>
+            <w:r/>
+            <w:r>
+              <w:rPr>
+                <w:sz w:val="18"/>
+              </w:rPr>
+              <w:t>✘</w:t>
+            </w:r>
+          </w:p>
+        </w:tc>
+        <w:tc>
+          <w:tcPr>
+            <w:tcW w:type="dxa" w:w="2409"/>
+          </w:tcPr>
+          <w:p>
+            <w:r/>
+            <w:r>
+              <w:rPr>
+                <w:sz w:val="18"/>
+              </w:rPr>
+              <w:t>✔ (fr. III)</w:t>
+            </w:r>
+          </w:p>
+        </w:tc>
+      </w:tr>
+      <w:tr>
+        <w:tc>
+          <w:tcPr>
+            <w:tcW w:type="dxa" w:w="2409"/>
+          </w:tcPr>
+          <w:p>
+            <w:r/>
+            <w:r>
+              <w:rPr>
+                <w:sz w:val="18"/>
+              </w:rPr>
+              <w:t>Renuncia voluntaria</w:t>
+            </w:r>
+          </w:p>
+        </w:tc>
+        <w:tc>
+          <w:tcPr>
+            <w:tcW w:type="dxa" w:w="2409"/>
+          </w:tcPr>
+          <w:p>
+            <w:r/>
+            <w:r>
+              <w:rPr>
+                <w:sz w:val="18"/>
+              </w:rPr>
+              <w:t>✘</w:t>
+            </w:r>
+          </w:p>
+        </w:tc>
+        <w:tc>
+          <w:tcPr>
+            <w:tcW w:type="dxa" w:w="2409"/>
+          </w:tcPr>
+          <w:p>
+            <w:r/>
+            <w:r>
+              <w:rPr>
+                <w:sz w:val="18"/>
+              </w:rPr>
+              <w:t>✘</w:t>
+            </w:r>
+          </w:p>
+        </w:tc>
+        <w:tc>
+          <w:tcPr>
+            <w:tcW w:type="dxa" w:w="2409"/>
+          </w:tcPr>
+          <w:p>
+            <w:r/>
+            <w:r>
+              <w:rPr>
+                <w:sz w:val="18"/>
+              </w:rPr>
+              <w:t>✔ sólo con 15 años o más</w:t>
+            </w:r>
+          </w:p>
+        </w:tc>
+      </w:tr>
+    </w:tbl>
+    <w:p>
+      <w:pPr>
+        <w:spacing w:after="0"/>
+      </w:pPr>
+    </w:p>
+    <w:p>
+      <w:r>
+        <w:t>Las prestaciones ordinarias (aguinaldo, vacaciones, prima vacacional, horas extras) se deben en todos los casos.</w:t>
+      </w:r>
+    </w:p>
+    <w:p>
+      <w:pPr>
+        <w:pStyle w:val="Heading2"/>
+      </w:pPr>
+      <w:r>
+        <w:rPr>
+          <w:color w:val="374151"/>
+        </w:rPr>
+        <w:t>5.7 Narrativa del despido (art. 47 LFT)</w:t>
+      </w:r>
+    </w:p>
+    <w:p>
+      <w:r>
+        <w:t xml:space="preserve">Los HECHOS de la demanda se arman con campos </w:t>
+      </w:r>
+      <w:r>
+        <w:rPr>
+          <w:b/>
+        </w:rPr>
+        <w:t>estructurados</w:t>
+      </w:r>
+      <w:r>
+        <w:t xml:space="preserve"> capturados en el espacio </w:t>
+      </w:r>
+      <w:r>
+        <w:rPr>
+          <w:b/>
+        </w:rPr>
+        <w:t>Estrategia y prestaciones</w:t>
+      </w:r>
+      <w:r>
+        <w:t>, no con un solo texto libre. Cada modalidad tiene redactado propio, porque la forma de la separación tiene consecuencia jurídica:</w:t>
+      </w:r>
+    </w:p>
+    <w:tbl>
+      <w:tblPr>
+        <w:tblStyle w:val="TableGrid"/>
+        <w:tblW w:type="auto" w:w="0"/>
+        <w:tblLook w:firstColumn="1" w:firstRow="1" w:lastColumn="0" w:lastRow="0" w:noHBand="0" w:noVBand="1" w:val="04A0"/>
+      </w:tblPr>
+      <w:tblGrid>
+        <w:gridCol w:w="3213"/>
+        <w:gridCol w:w="3213"/>
+        <w:gridCol w:w="3213"/>
+      </w:tblGrid>
+      <w:tr>
+        <w:tc>
+          <w:tcPr>
+            <w:tcW w:type="dxa" w:w="3213"/>
+            <w:shd w:val="clear" w:fill="1F2937"/>
+          </w:tcPr>
+          <w:p>
+            <w:r/>
+            <w:r>
+              <w:rPr>
+                <w:b/>
+                <w:color w:val="FFFFFF"/>
+                <w:sz w:val="18"/>
+              </w:rPr>
+              <w:t>Modalidad</w:t>
+            </w:r>
+          </w:p>
+        </w:tc>
+        <w:tc>
+          <w:tcPr>
+            <w:tcW w:type="dxa" w:w="3213"/>
+            <w:shd w:val="clear" w:fill="1F2937"/>
+          </w:tcPr>
+          <w:p>
+            <w:r/>
+            <w:r>
+              <w:rPr>
+                <w:b/>
+                <w:color w:val="FFFFFF"/>
+                <w:sz w:val="18"/>
+              </w:rPr>
+              <w:t>Redactado</w:t>
+            </w:r>
+          </w:p>
+        </w:tc>
+        <w:tc>
+          <w:tcPr>
+            <w:tcW w:type="dxa" w:w="3213"/>
+            <w:shd w:val="clear" w:fill="1F2937"/>
+          </w:tcPr>
+          <w:p>
+            <w:r/>
+            <w:r>
+              <w:rPr>
+                <w:b/>
+                <w:color w:val="FFFFFF"/>
+                <w:sz w:val="18"/>
+              </w:rPr>
+              <w:t>Nota legal</w:t>
             </w:r>
           </w:p>
         </w:tc>
@@ -2251,7 +4245,7 @@
               <w:rPr>
                 <w:sz w:val="18"/>
               </w:rPr>
-              <w:t>Indemnización 20 días por año</w:t>
+              <w:t>verbal</w:t>
             </w:r>
           </w:p>
         </w:tc>
@@ -2265,7 +4259,7 @@
               <w:rPr>
                 <w:sz w:val="18"/>
               </w:rPr>
-              <w:t>Art. 50-II LFT</w:t>
+              <w:t>Despido verbal sin documento; cita a quien comunicó, dónde y la frase textual</w:t>
             </w:r>
           </w:p>
         </w:tc>
@@ -2279,7 +4273,7 @@
               <w:rPr>
                 <w:sz w:val="18"/>
               </w:rPr>
-              <w:t>automático</w:t>
+              <w:t>Sin aviso escrito se presume la separación injustificada (art. 47 LFT)</w:t>
             </w:r>
           </w:p>
         </w:tc>
@@ -2295,7 +4289,7 @@
               <w:rPr>
                 <w:sz w:val="18"/>
               </w:rPr>
-              <w:t>Vacaciones vencidas (días manuales)</w:t>
+              <w:t>escrito</w:t>
             </w:r>
           </w:p>
         </w:tc>
@@ -2309,7 +4303,7 @@
               <w:rPr>
                 <w:sz w:val="18"/>
               </w:rPr>
-              <w:t>Art. 76 LFT</w:t>
+              <w:t>Recepción del documento de terminación; cita el motivo consignado</w:t>
             </w:r>
           </w:p>
         </w:tc>
@@ -2323,7 +4317,7 @@
               <w:rPr>
                 <w:sz w:val="18"/>
               </w:rPr>
-              <w:t>semiautomático</w:t>
+              <w:t>Si el documento no consigna causa, el hecho lo hace constar</w:t>
             </w:r>
           </w:p>
         </w:tc>
@@ -2339,7 +4333,7 @@
               <w:rPr>
                 <w:sz w:val="18"/>
               </w:rPr>
-              <w:t>Horas extras (horas manuales)</w:t>
+              <w:t>acceso</w:t>
             </w:r>
           </w:p>
         </w:tc>
@@ -2353,7 +4347,7 @@
               <w:rPr>
                 <w:sz w:val="18"/>
               </w:rPr>
-              <w:t>Art. 66-68 LFT</w:t>
+              <w:t>Se presentó al centro de trabajo y se le impidió el acceso</w:t>
             </w:r>
           </w:p>
         </w:tc>
@@ -2367,7 +4361,7 @@
               <w:rPr>
                 <w:sz w:val="18"/>
               </w:rPr>
-              <w:t>semiautomático</w:t>
+              <w:t>La negativa de acceso equivale a la separación</w:t>
             </w:r>
           </w:p>
         </w:tc>
@@ -2383,7 +4377,7 @@
               <w:rPr>
                 <w:sz w:val="18"/>
               </w:rPr>
-              <w:t>Salarios devengados (monto manual)</w:t>
+              <w:t>otro</w:t>
             </w:r>
           </w:p>
         </w:tc>
@@ -2397,7 +4391,7 @@
               <w:rPr>
                 <w:sz w:val="18"/>
               </w:rPr>
-              <w:t>Art. 48 LFT</w:t>
+              <w:t>Explicación libre del asesor</w:t>
             </w:r>
           </w:p>
         </w:tc>
@@ -2411,7 +4405,232 @@
               <w:rPr>
                 <w:sz w:val="18"/>
               </w:rPr>
-              <w:t>manual</w:t>
+              <w:t>—</w:t>
+            </w:r>
+          </w:p>
+        </w:tc>
+      </w:tr>
+    </w:tbl>
+    <w:p>
+      <w:pPr>
+        <w:spacing w:after="0"/>
+      </w:pPr>
+    </w:p>
+    <w:p>
+      <w:r>
+        <w:t xml:space="preserve">Campos que alimentan el redactado: </w:t>
+      </w:r>
+      <w:r>
+        <w:rPr>
+          <w:rFonts w:ascii="Consolas" w:hAnsi="Consolas"/>
+          <w:sz w:val="18"/>
+          <w:shd w:val="clear" w:fill="EEF2FF"/>
+        </w:rPr>
+        <w:t>modalidad_despido</w:t>
+      </w:r>
+      <w:r>
+        <w:t xml:space="preserve">, </w:t>
+      </w:r>
+      <w:r>
+        <w:rPr>
+          <w:rFonts w:ascii="Consolas" w:hAnsi="Consolas"/>
+          <w:sz w:val="18"/>
+          <w:shd w:val="clear" w:fill="EEF2FF"/>
+        </w:rPr>
+        <w:t>hubo_documento_despido</w:t>
+      </w:r>
+      <w:r>
+        <w:t xml:space="preserve">, </w:t>
+      </w:r>
+      <w:r>
+        <w:rPr>
+          <w:rFonts w:ascii="Consolas" w:hAnsi="Consolas"/>
+          <w:sz w:val="18"/>
+          <w:shd w:val="clear" w:fill="EEF2FF"/>
+        </w:rPr>
+        <w:t>despido_comunicado_por</w:t>
+      </w:r>
+      <w:r>
+        <w:t xml:space="preserve">, </w:t>
+      </w:r>
+      <w:r>
+        <w:rPr>
+          <w:rFonts w:ascii="Consolas" w:hAnsi="Consolas"/>
+          <w:sz w:val="18"/>
+          <w:shd w:val="clear" w:fill="EEF2FF"/>
+        </w:rPr>
+        <w:t>despido_lugar</w:t>
+      </w:r>
+      <w:r>
+        <w:t xml:space="preserve">, </w:t>
+      </w:r>
+      <w:r>
+        <w:rPr>
+          <w:rFonts w:ascii="Consolas" w:hAnsi="Consolas"/>
+          <w:sz w:val="18"/>
+          <w:shd w:val="clear" w:fill="EEF2FF"/>
+        </w:rPr>
+        <w:t>despido_frase</w:t>
+      </w:r>
+      <w:r>
+        <w:t xml:space="preserve">, </w:t>
+      </w:r>
+      <w:r>
+        <w:rPr>
+          <w:rFonts w:ascii="Consolas" w:hAnsi="Consolas"/>
+          <w:sz w:val="18"/>
+          <w:shd w:val="clear" w:fill="EEF2FF"/>
+        </w:rPr>
+        <w:t>despido_documento_motivo</w:t>
+      </w:r>
+      <w:r>
+        <w:t xml:space="preserve">, </w:t>
+      </w:r>
+      <w:r>
+        <w:rPr>
+          <w:rFonts w:ascii="Consolas" w:hAnsi="Consolas"/>
+          <w:sz w:val="18"/>
+          <w:shd w:val="clear" w:fill="EEF2FF"/>
+        </w:rPr>
+        <w:t>despido_otra_modalidad</w:t>
+      </w:r>
+      <w:r>
+        <w:t xml:space="preserve">, </w:t>
+      </w:r>
+      <w:r>
+        <w:rPr>
+          <w:rFonts w:ascii="Consolas" w:hAnsi="Consolas"/>
+          <w:sz w:val="18"/>
+          <w:shd w:val="clear" w:fill="EEF2FF"/>
+        </w:rPr>
+        <w:t>lugar_trabajo</w:t>
+      </w:r>
+      <w:r>
+        <w:t xml:space="preserve"> y </w:t>
+      </w:r>
+      <w:r>
+        <w:rPr>
+          <w:rFonts w:ascii="Consolas" w:hAnsi="Consolas"/>
+          <w:sz w:val="18"/>
+          <w:shd w:val="clear" w:fill="EEF2FF"/>
+        </w:rPr>
+        <w:t>circunstancias_despido</w:t>
+      </w:r>
+      <w:r>
+        <w:t xml:space="preserve"> (anotaciones libres, que se suman al final).</w:t>
+      </w:r>
+    </w:p>
+    <w:p>
+      <w:r>
+        <w:rPr>
+          <w:rFonts w:ascii="Consolas" w:hAnsi="Consolas"/>
+          <w:sz w:val="18"/>
+          <w:shd w:val="clear" w:fill="EEF2FF"/>
+        </w:rPr>
+        <w:t>construir_hechos()</w:t>
+      </w:r>
+      <w:r>
+        <w:t xml:space="preserve"> es la </w:t>
+      </w:r>
+      <w:r>
+        <w:rPr>
+          <w:b/>
+        </w:rPr>
+        <w:t>fuente única</w:t>
+      </w:r>
+      <w:r>
+        <w:t xml:space="preserve"> de la narrativa: la consumen tanto el generador DOCX como el HTML, de modo que ambas descargas dicen exactamente lo mismo.</w:t>
+      </w:r>
+    </w:p>
+    <w:p>
+      <w:pPr>
+        <w:pStyle w:val="Heading2"/>
+      </w:pPr>
+      <w:r>
+        <w:rPr>
+          <w:color w:val="374151"/>
+        </w:rPr>
+        <w:t>5.8 Acción preferida (arts. 48 y 49 LFT)</w:t>
+      </w:r>
+    </w:p>
+    <w:p>
+      <w:r>
+        <w:t xml:space="preserve">El art. 48 LFT da al trabajador una </w:t>
+      </w:r>
+      <w:r>
+        <w:rPr>
+          <w:b/>
+        </w:rPr>
+        <w:t>elección</w:t>
+      </w:r>
+      <w:r>
+        <w:t xml:space="preserve"> entre la reinstalación en el puesto que desempeñaba y la indemnización de tres meses de salario. No son prestaciones acumulables: son acciones excluyentes. El campo </w:t>
+      </w:r>
+      <w:r>
+        <w:rPr>
+          <w:rFonts w:ascii="Consolas" w:hAnsi="Consolas"/>
+          <w:sz w:val="18"/>
+          <w:shd w:val="clear" w:fill="EEF2FF"/>
+        </w:rPr>
+        <w:t>Cliente.accion_preferida</w:t>
+      </w:r>
+      <w:r>
+        <w:t xml:space="preserve"> captura la elección y </w:t>
+      </w:r>
+      <w:r>
+        <w:rPr>
+          <w:rFonts w:ascii="Consolas" w:hAnsi="Consolas"/>
+          <w:sz w:val="18"/>
+          <w:shd w:val="clear" w:fill="EEF2FF"/>
+        </w:rPr>
+        <w:t>ReglasLegales.accion_posible()</w:t>
+      </w:r>
+      <w:r>
+        <w:t xml:space="preserve"> la resuelve:</w:t>
+      </w:r>
+    </w:p>
+    <w:tbl>
+      <w:tblPr>
+        <w:tblStyle w:val="TableGrid"/>
+        <w:tblW w:type="auto" w:w="0"/>
+        <w:tblLook w:firstColumn="1" w:firstRow="1" w:lastColumn="0" w:lastRow="0" w:noHBand="0" w:noVBand="1" w:val="04A0"/>
+      </w:tblPr>
+      <w:tblGrid>
+        <w:gridCol w:w="4819"/>
+        <w:gridCol w:w="4819"/>
+      </w:tblGrid>
+      <w:tr>
+        <w:tc>
+          <w:tcPr>
+            <w:tcW w:type="dxa" w:w="4819"/>
+            <w:shd w:val="clear" w:fill="1F2937"/>
+          </w:tcPr>
+          <w:p>
+            <w:r/>
+            <w:r>
+              <w:rPr>
+                <w:b/>
+                <w:color w:val="FFFFFF"/>
+                <w:sz w:val="18"/>
+              </w:rPr>
+              <w:t>Situación</w:t>
+            </w:r>
+          </w:p>
+        </w:tc>
+        <w:tc>
+          <w:tcPr>
+            <w:tcW w:type="dxa" w:w="4819"/>
+            <w:shd w:val="clear" w:fill="1F2937"/>
+          </w:tcPr>
+          <w:p>
+            <w:r/>
+            <w:r>
+              <w:rPr>
+                <w:b/>
+                <w:color w:val="FFFFFF"/>
+                <w:sz w:val="18"/>
+              </w:rPr>
+              <w:t>Resultado</w:t>
             </w:r>
           </w:p>
         </w:tc>
@@ -2419,7 +4638,7 @@
       <w:tr>
         <w:tc>
           <w:tcPr>
-            <w:tcW w:type="dxa" w:w="3213"/>
+            <w:tcW w:type="dxa" w:w="4819"/>
           </w:tcPr>
           <w:p>
             <w:r/>
@@ -2427,13 +4646,42 @@
               <w:rPr>
                 <w:sz w:val="18"/>
               </w:rPr>
-              <w:t>Días festivos (días manuales)</w:t>
+              <w:t>reinstalacion</w:t>
+            </w:r>
+            <w:r>
+              <w:rPr>
+                <w:sz w:val="18"/>
+              </w:rPr>
+              <w:t xml:space="preserve"> con ≥ 1 año y despido injustificado o rescisión</w:t>
             </w:r>
           </w:p>
         </w:tc>
         <w:tc>
           <w:tcPr>
-            <w:tcW w:type="dxa" w:w="3213"/>
+            <w:tcW w:type="dxa" w:w="4819"/>
+          </w:tcPr>
+          <w:p>
+            <w:r/>
+            <w:r>
+              <w:rPr>
+                <w:b/>
+                <w:sz w:val="18"/>
+              </w:rPr>
+              <w:t>Procede</w:t>
+            </w:r>
+            <w:r>
+              <w:rPr>
+                <w:sz w:val="18"/>
+              </w:rPr>
+              <w:t>: la indemnización de 3 meses sale del total y el petitorio pide reinstalación + salarios caídos</w:t>
+            </w:r>
+          </w:p>
+        </w:tc>
+      </w:tr>
+      <w:tr>
+        <w:tc>
+          <w:tcPr>
+            <w:tcW w:type="dxa" w:w="4819"/>
           </w:tcPr>
           <w:p>
             <w:r/>
@@ -2441,13 +4689,42 @@
               <w:rPr>
                 <w:sz w:val="18"/>
               </w:rPr>
-              <w:t>Art. 75 LFT</w:t>
+              <w:t>reinstalacion</w:t>
+            </w:r>
+            <w:r>
+              <w:rPr>
+                <w:sz w:val="18"/>
+              </w:rPr>
+              <w:t xml:space="preserve"> con &lt; 1 año</w:t>
             </w:r>
           </w:p>
         </w:tc>
         <w:tc>
           <w:tcPr>
-            <w:tcW w:type="dxa" w:w="3213"/>
+            <w:tcW w:type="dxa" w:w="4819"/>
+          </w:tcPr>
+          <w:p>
+            <w:r/>
+            <w:r>
+              <w:rPr>
+                <w:b/>
+                <w:sz w:val="18"/>
+              </w:rPr>
+              <w:t>No procede</w:t>
+            </w:r>
+            <w:r>
+              <w:rPr>
+                <w:sz w:val="18"/>
+              </w:rPr>
+              <w:t xml:space="preserve"> (art. 49 fr. I LFT): se mantiene la indemnización y el motor explica por qué</w:t>
+            </w:r>
+          </w:p>
+        </w:tc>
+      </w:tr>
+      <w:tr>
+        <w:tc>
+          <w:tcPr>
+            <w:tcW w:type="dxa" w:w="4819"/>
           </w:tcPr>
           <w:p>
             <w:r/>
@@ -2455,7 +4732,64 @@
               <w:rPr>
                 <w:sz w:val="18"/>
               </w:rPr>
-              <w:t>semiautomático</w:t>
+              <w:t>reinstalacion</w:t>
+            </w:r>
+            <w:r>
+              <w:rPr>
+                <w:sz w:val="18"/>
+              </w:rPr>
+              <w:t xml:space="preserve"> en despido justificado o renuncia voluntaria</w:t>
+            </w:r>
+          </w:p>
+        </w:tc>
+        <w:tc>
+          <w:tcPr>
+            <w:tcW w:type="dxa" w:w="4819"/>
+          </w:tcPr>
+          <w:p>
+            <w:r/>
+            <w:r>
+              <w:rPr>
+                <w:b/>
+                <w:sz w:val="18"/>
+              </w:rPr>
+              <w:t>No procede</w:t>
+            </w:r>
+            <w:r>
+              <w:rPr>
+                <w:sz w:val="18"/>
+              </w:rPr>
+              <w:t xml:space="preserve"> (art. 46 LFT)</w:t>
+            </w:r>
+          </w:p>
+        </w:tc>
+      </w:tr>
+      <w:tr>
+        <w:tc>
+          <w:tcPr>
+            <w:tcW w:type="dxa" w:w="4819"/>
+          </w:tcPr>
+          <w:p>
+            <w:r/>
+            <w:r>
+              <w:rPr>
+                <w:sz w:val="18"/>
+              </w:rPr>
+              <w:t>indemnizacion</w:t>
+            </w:r>
+          </w:p>
+        </w:tc>
+        <w:tc>
+          <w:tcPr>
+            <w:tcW w:type="dxa" w:w="4819"/>
+          </w:tcPr>
+          <w:p>
+            <w:r/>
+            <w:r>
+              <w:rPr>
+                <w:sz w:val="18"/>
+              </w:rPr>
+              <w:t>Siempre procede si el tipo de separación genera responsabilidad</w:t>
             </w:r>
           </w:p>
         </w:tc>
@@ -2467,90 +4801,17 @@
       </w:pPr>
     </w:p>
     <w:p>
-      <w:pPr>
-        <w:pStyle w:val="Heading2"/>
-      </w:pPr>
-      <w:r>
-        <w:rPr>
-          <w:color w:val="374151"/>
-        </w:rPr>
-        <w:t>5.4 Cálculo por caso (`CalculoLaboral`)</w:t>
-      </w:r>
-    </w:p>
-    <w:p>
-      <w:pPr>
-        <w:pStyle w:val="ListBullet"/>
-      </w:pPr>
-      <w:r>
-        <w:t xml:space="preserve">Un cálculo por expediente que guarda una </w:t>
+      <w:r>
+        <w:t xml:space="preserve">Cuando la elección es la reinstalación pero no procede, la pantalla de </w:t>
       </w:r>
       <w:r>
         <w:rPr>
           <w:b/>
         </w:rPr>
-        <w:t>instantánea de los datos de entrada</w:t>
-      </w:r>
-      <w:r>
-        <w:t xml:space="preserve"> para conservar el histórico.</w:t>
-      </w:r>
-    </w:p>
-    <w:p>
-      <w:pPr>
-        <w:pStyle w:val="ListBullet"/>
-      </w:pPr>
-      <w:r>
-        <w:rPr>
-          <w:b/>
-        </w:rPr>
-        <w:t>Casillas de verificación</w:t>
-      </w:r>
-      <w:r>
-        <w:t xml:space="preserve"> que permiten al asesor elegir qué conceptos incluir (con valores por defecto sensatos).</w:t>
-      </w:r>
-    </w:p>
-    <w:p>
-      <w:pPr>
-        <w:pStyle w:val="ListBullet"/>
-      </w:pPr>
-      <w:r>
-        <w:rPr>
-          <w:b/>
-        </w:rPr>
-        <w:t>Sustitución manual</w:t>
-      </w:r>
-      <w:r>
-        <w:t xml:space="preserve"> de los días de vacaciones realmente adeudados (cuando algunos años ya se pagaron o disfrutaron) — se muestra con el indicador *override aplicado*.</w:t>
-      </w:r>
-    </w:p>
-    <w:p>
-      <w:pPr>
-        <w:pStyle w:val="ListBullet"/>
-      </w:pPr>
-      <w:r>
-        <w:t xml:space="preserve">Muestra salario diario, días trabajados, años de servicio, desglose por concepto con referencia legal, advertencias de tope aplicado y </w:t>
-      </w:r>
-      <w:r>
-        <w:rPr>
-          <w:b/>
-        </w:rPr>
-        <w:t>total</w:t>
-      </w:r>
-      <w:r>
-        <w:t>.</w:t>
-      </w:r>
-    </w:p>
-    <w:p>
-      <w:pPr>
-        <w:pStyle w:val="ListBullet"/>
-      </w:pPr>
-      <w:r>
-        <w:rPr>
-          <w:b/>
-        </w:rPr>
-        <w:t>Recálculo automático</w:t>
-      </w:r>
-      <w:r>
-        <w:t xml:space="preserve"> cuando cambian los datos del cliente/expediente o las reglas legales (</w:t>
+        <w:t>Estrategia</w:t>
+      </w:r>
+      <w:r>
+        <w:t xml:space="preserve"> muestra una advertencia (</w:t>
       </w:r>
       <w:r>
         <w:rPr>
@@ -2558,24 +4819,132 @@
           <w:sz w:val="18"/>
           <w:shd w:val="clear" w:fill="EEF2FF"/>
         </w:rPr>
-        <w:t>recalcular</w:t>
-      </w:r>
-      <w:r>
-        <w:t>).</w:t>
+        <w:t>advertencias_accion</w:t>
+      </w:r>
+      <w:r>
+        <w:t>) antes de generar la demanda, para que el asesor no formule una acción imposible. La misma comprobación aparece en el panel de coherencia del documento.</w:t>
       </w:r>
     </w:p>
     <w:p>
       <w:pPr>
+        <w:pStyle w:val="Heading2"/>
+      </w:pPr>
+      <w:r>
+        <w:rPr>
+          <w:color w:val="374151"/>
+        </w:rPr>
+        <w:t>5.4 Cálculo por caso (`CalculoLaboral`)</w:t>
+      </w:r>
+    </w:p>
+    <w:p>
+      <w:pPr>
         <w:pStyle w:val="ListBullet"/>
       </w:pPr>
       <w:r>
+        <w:t xml:space="preserve">Un cálculo por expediente que guarda una </w:t>
+      </w:r>
+      <w:r>
         <w:rPr>
           <w:b/>
         </w:rPr>
-        <w:t>Simulación rápida</w:t>
-      </w:r>
-      <w:r>
-        <w:t xml:space="preserve"> (</w:t>
+        <w:t>instantánea de los datos de entrada</w:t>
+      </w:r>
+      <w:r>
+        <w:t xml:space="preserve"> para conservar el histórico.</w:t>
+      </w:r>
+    </w:p>
+    <w:p>
+      <w:pPr>
+        <w:pStyle w:val="ListBullet"/>
+      </w:pPr>
+      <w:r>
+        <w:rPr>
+          <w:b/>
+        </w:rPr>
+        <w:t>Casillas de verificación</w:t>
+      </w:r>
+      <w:r>
+        <w:t xml:space="preserve"> que permiten al asesor elegir qué conceptos incluir (5 conceptos base activos por defecto). Los conceptos que dependen de la causa de terminación los enciende o apaga la ley, no la casilla.</w:t>
+      </w:r>
+    </w:p>
+    <w:p>
+      <w:pPr>
+        <w:pStyle w:val="ListBullet"/>
+      </w:pPr>
+      <w:r>
+        <w:rPr>
+          <w:b/>
+        </w:rPr>
+        <w:t>Sustitución manual</w:t>
+      </w:r>
+      <w:r>
+        <w:t xml:space="preserve"> de los días de vacaciones realmente adeudados (cuando algunos años ya se pagaron o disfrutaron) — se muestra con el indicador *override aplicado*.</w:t>
+      </w:r>
+    </w:p>
+    <w:p>
+      <w:pPr>
+        <w:pStyle w:val="ListBullet"/>
+      </w:pPr>
+      <w:r>
+        <w:t xml:space="preserve">Capturas para los </w:t>
+      </w:r>
+      <w:r>
+        <w:rPr>
+          <w:b/>
+        </w:rPr>
+        <w:t>componentes del salario integrado</w:t>
+      </w:r>
+      <w:r>
+        <w:t xml:space="preserve">, el </w:t>
+      </w:r>
+      <w:r>
+        <w:rPr>
+          <w:b/>
+        </w:rPr>
+        <w:t>desglose de horas extras</w:t>
+      </w:r>
+      <w:r>
+        <w:t xml:space="preserve"> (dobles / excedentes) y los </w:t>
+      </w:r>
+      <w:r>
+        <w:rPr>
+          <w:b/>
+        </w:rPr>
+        <w:t>días de descanso semanal laborados</w:t>
+      </w:r>
+      <w:r>
+        <w:t>.</w:t>
+      </w:r>
+    </w:p>
+    <w:p>
+      <w:pPr>
+        <w:pStyle w:val="ListBullet"/>
+      </w:pPr>
+      <w:r>
+        <w:t xml:space="preserve">Muestra salario diario, salario diario integrado, días trabajados, antigüedad exacta, la base del aguinaldo en días del año calendario, el desglose del ciclo de vacaciones, el piso y el tope aplicados a la prima de antigüedad, el detalle por concepto con referencia legal y el </w:t>
+      </w:r>
+      <w:r>
+        <w:rPr>
+          <w:b/>
+        </w:rPr>
+        <w:t>total</w:t>
+      </w:r>
+      <w:r>
+        <w:t>.</w:t>
+      </w:r>
+    </w:p>
+    <w:p>
+      <w:pPr>
+        <w:pStyle w:val="ListBullet"/>
+      </w:pPr>
+      <w:r>
+        <w:rPr>
+          <w:b/>
+        </w:rPr>
+        <w:t>Recálculo automático</w:t>
+      </w:r>
+      <w:r>
+        <w:t xml:space="preserve"> cuando cambian los datos del cliente/expediente o las reglas legales (</w:t>
       </w:r>
       <w:r>
         <w:rPr>
@@ -2583,88 +4952,24 @@
           <w:sz w:val="18"/>
           <w:shd w:val="clear" w:fill="EEF2FF"/>
         </w:rPr>
-        <w:t>simulacion-rapida</w:t>
-      </w:r>
-      <w:r>
-        <w:t>) — estimación instantánea para un prospecto sin crear un caso: captura salario + fechas y obtén el desglose completo.</w:t>
+        <w:t>recalcular</w:t>
+      </w:r>
+      <w:r>
+        <w:t>).</w:t>
       </w:r>
     </w:p>
     <w:p>
       <w:pPr>
-        <w:spacing w:after="0"/>
-      </w:pPr>
-    </w:p>
-    <w:p>
-      <w:pPr>
-        <w:pStyle w:val="Heading1"/>
-      </w:pPr>
-      <w:r>
-        <w:rPr>
-          <w:color w:val="1A6B3C"/>
-        </w:rPr>
-        <w:t>6. Generación de Documentos Legales</w:t>
-      </w:r>
-    </w:p>
-    <w:p>
-      <w:pPr>
-        <w:pStyle w:val="Heading2"/>
-      </w:pPr>
-      <w:r>
-        <w:rPr>
-          <w:color w:val="374151"/>
-        </w:rPr>
-        <w:t>6.1 Machotes (plantillas HTML reutilizables)</w:t>
-      </w:r>
-    </w:p>
-    <w:p>
-      <w:pPr>
         <w:pStyle w:val="ListBullet"/>
       </w:pPr>
       <w:r>
-        <w:t xml:space="preserve">Plantillas categorizadas como: </w:t>
-      </w:r>
-      <w:r>
         <w:rPr>
           <w:b/>
         </w:rPr>
-        <w:t>Demanda Laboral, Carta Finiquito, Convenio, Solicitud, Citatorio, Otro</w:t>
-      </w:r>
-      <w:r>
-        <w:t>; con jurisdicción (Federal / Estatal BC / Ambas), tipo de despido opcional, ícono, bandera de activo y orden.</w:t>
-      </w:r>
-    </w:p>
-    <w:p>
-      <w:pPr>
-        <w:pStyle w:val="ListBullet"/>
-      </w:pPr>
-      <w:r>
-        <w:t xml:space="preserve">Los machotes </w:t>
-      </w:r>
-      <w:r>
-        <w:rPr>
-          <w:b/>
-        </w:rPr>
-        <w:t>favoritos</w:t>
-      </w:r>
-      <w:r>
-        <w:t xml:space="preserve"> aparecen primero en el editor.</w:t>
-      </w:r>
-    </w:p>
-    <w:p>
-      <w:pPr>
-        <w:pStyle w:val="ListBullet"/>
-      </w:pPr>
-      <w:r>
-        <w:t xml:space="preserve">El cuerpo de la plantilla es HTML con </w:t>
-      </w:r>
-      <w:r>
-        <w:rPr>
-          <w:b/>
-        </w:rPr>
-        <w:t>marcadores</w:t>
-      </w:r>
-      <w:r>
-        <w:t xml:space="preserve"> como </w:t>
+        <w:t>Simulación rápida</w:t>
+      </w:r>
+      <w:r>
+        <w:t xml:space="preserve"> (</w:t>
       </w:r>
       <w:r>
         <w:rPr>
@@ -2672,10 +4977,105 @@
           <w:sz w:val="18"/>
           <w:shd w:val="clear" w:fill="EEF2FF"/>
         </w:rPr>
-        <w:t>{{ nombre }}</w:t>
-      </w:r>
-      <w:r>
-        <w:t xml:space="preserve">, </w:t>
+        <w:t>simulacion-rapida</w:t>
+      </w:r>
+      <w:r>
+        <w:t>) — estimación instantánea para un prospecto sin crear un caso: captura salario, fechas, zona salarial, jornada y tipo de terminación y obtén el desglose completo.</w:t>
+      </w:r>
+    </w:p>
+    <w:p>
+      <w:pPr>
+        <w:pStyle w:val="ListBullet"/>
+      </w:pPr>
+      <w:r>
+        <w:t xml:space="preserve">La </w:t>
+      </w:r>
+      <w:r>
+        <w:rPr>
+          <w:b/>
+        </w:rPr>
+        <w:t>demanda usa el cálculo guardado</w:t>
+      </w:r>
+      <w:r>
+        <w:t>, así que lo que se reclama siempre coincide con lo que se le mostró al cliente en pantalla.</w:t>
+      </w:r>
+    </w:p>
+    <w:p>
+      <w:pPr>
+        <w:spacing w:after="0"/>
+      </w:pPr>
+    </w:p>
+    <w:p>
+      <w:pPr>
+        <w:pStyle w:val="Heading1"/>
+      </w:pPr>
+      <w:r>
+        <w:rPr>
+          <w:color w:val="1A6B3C"/>
+        </w:rPr>
+        <w:t>6. Generación de Documentos Legales</w:t>
+      </w:r>
+    </w:p>
+    <w:p>
+      <w:pPr>
+        <w:pStyle w:val="Heading2"/>
+      </w:pPr>
+      <w:r>
+        <w:rPr>
+          <w:color w:val="374151"/>
+        </w:rPr>
+        <w:t>6.1 Machotes (plantillas HTML reutilizables)</w:t>
+      </w:r>
+    </w:p>
+    <w:p>
+      <w:pPr>
+        <w:pStyle w:val="ListBullet"/>
+      </w:pPr>
+      <w:r>
+        <w:t xml:space="preserve">Plantillas categorizadas como: </w:t>
+      </w:r>
+      <w:r>
+        <w:rPr>
+          <w:b/>
+        </w:rPr>
+        <w:t>Demanda Laboral, Carta Finiquito, Convenio, Solicitud, Citatorio, Otro</w:t>
+      </w:r>
+      <w:r>
+        <w:t>; con jurisdicción (Federal / Estatal BC / Ambas), tipo de despido opcional, ícono, bandera de activo y orden.</w:t>
+      </w:r>
+    </w:p>
+    <w:p>
+      <w:pPr>
+        <w:pStyle w:val="ListBullet"/>
+      </w:pPr>
+      <w:r>
+        <w:t xml:space="preserve">Los machotes </w:t>
+      </w:r>
+      <w:r>
+        <w:rPr>
+          <w:b/>
+        </w:rPr>
+        <w:t>favoritos</w:t>
+      </w:r>
+      <w:r>
+        <w:t xml:space="preserve"> aparecen primero en el editor.</w:t>
+      </w:r>
+    </w:p>
+    <w:p>
+      <w:pPr>
+        <w:pStyle w:val="ListBullet"/>
+      </w:pPr>
+      <w:r>
+        <w:t xml:space="preserve">El cuerpo de la plantilla es HTML con </w:t>
+      </w:r>
+      <w:r>
+        <w:rPr>
+          <w:b/>
+        </w:rPr>
+        <w:t>marcadores</w:t>
+      </w:r>
+      <w:r>
+        <w:t xml:space="preserve"> como </w:t>
       </w:r>
       <w:r>
         <w:rPr>
@@ -2683,55 +5083,10 @@
           <w:sz w:val="18"/>
           <w:shd w:val="clear" w:fill="EEF2FF"/>
         </w:rPr>
-        <w:t>{{ empresa }}</w:t>
-      </w:r>
-      <w:r>
-        <w:t>, etc.</w:t>
-      </w:r>
-    </w:p>
-    <w:p>
-      <w:pPr>
-        <w:pStyle w:val="Heading2"/>
-      </w:pPr>
-      <w:r>
-        <w:rPr>
-          <w:color w:val="374151"/>
-        </w:rPr>
-        <w:t>6.2 Motor de inyección de marcadores (`marcadores.py`)</w:t>
-      </w:r>
-    </w:p>
-    <w:p>
-      <w:pPr>
-        <w:pStyle w:val="ListBullet"/>
-      </w:pPr>
-      <w:r>
-        <w:t xml:space="preserve">~40 marcadores con </w:t>
-      </w:r>
-      <w:r>
-        <w:rPr>
-          <w:b/>
-        </w:rPr>
-        <w:t>datos reales del caso</w:t>
-      </w:r>
-      <w:r>
-        <w:t xml:space="preserve">: cliente, empresa, expediente, fechas (en español, ej. "1 de enero de 2024"), formato de salarios </w:t>
-      </w:r>
-      <w:r>
-        <w:rPr>
-          <w:b/>
-        </w:rPr>
-        <w:t>y prestaciones calculadas</w:t>
-      </w:r>
-      <w:r>
-        <w:t xml:space="preserve"> (aguinaldo, vacaciones, indemnización…) obtenidas automáticamente del motor de cálculo.</w:t>
-      </w:r>
-    </w:p>
-    <w:p>
-      <w:pPr>
-        <w:pStyle w:val="ListBullet"/>
-      </w:pPr>
-      <w:r>
-        <w:t>Los datos faltantes se muestran como marcadores visibles (</w:t>
+        <w:t>{{ nombre }}</w:t>
+      </w:r>
+      <w:r>
+        <w:t xml:space="preserve">, </w:t>
       </w:r>
       <w:r>
         <w:rPr>
@@ -2739,10 +5094,55 @@
           <w:sz w:val="18"/>
           <w:shd w:val="clear" w:fill="EEF2FF"/>
         </w:rPr>
-        <w:t>[CURP]</w:t>
-      </w:r>
-      <w:r>
-        <w:t xml:space="preserve">, </w:t>
+        <w:t>{{ empresa }}</w:t>
+      </w:r>
+      <w:r>
+        <w:t>, etc.</w:t>
+      </w:r>
+    </w:p>
+    <w:p>
+      <w:pPr>
+        <w:pStyle w:val="Heading2"/>
+      </w:pPr>
+      <w:r>
+        <w:rPr>
+          <w:color w:val="374151"/>
+        </w:rPr>
+        <w:t>6.2 Motor de inyección de marcadores (`marcadores.py`)</w:t>
+      </w:r>
+    </w:p>
+    <w:p>
+      <w:pPr>
+        <w:pStyle w:val="ListBullet"/>
+      </w:pPr>
+      <w:r>
+        <w:t xml:space="preserve">~40 marcadores con </w:t>
+      </w:r>
+      <w:r>
+        <w:rPr>
+          <w:b/>
+        </w:rPr>
+        <w:t>datos reales del caso</w:t>
+      </w:r>
+      <w:r>
+        <w:t xml:space="preserve">: cliente, empresa, expediente, fechas (en español, ej. "1 de enero de 2024"), formato de salarios </w:t>
+      </w:r>
+      <w:r>
+        <w:rPr>
+          <w:b/>
+        </w:rPr>
+        <w:t>y prestaciones calculadas</w:t>
+      </w:r>
+      <w:r>
+        <w:t xml:space="preserve"> (aguinaldo, vacaciones, indemnización…) obtenidas automáticamente del motor de cálculo.</w:t>
+      </w:r>
+    </w:p>
+    <w:p>
+      <w:pPr>
+        <w:pStyle w:val="ListBullet"/>
+      </w:pPr>
+      <w:r>
+        <w:t>Los datos faltantes se muestran como marcadores visibles (</w:t>
       </w:r>
       <w:r>
         <w:rPr>
@@ -2750,160 +5150,10 @@
           <w:sz w:val="18"/>
           <w:shd w:val="clear" w:fill="EEF2FF"/>
         </w:rPr>
-        <w:t>[MONTO]</w:t>
-      </w:r>
-      <w:r>
-        <w:t>, …) en lugar de espacios en blanco o errores — el usuario sabe exactamente qué completar.</w:t>
-      </w:r>
-    </w:p>
-    <w:p>
-      <w:pPr>
-        <w:pStyle w:val="ListBullet"/>
-      </w:pPr>
-      <w:r>
-        <w:rPr>
-          <w:b/>
-        </w:rPr>
-        <w:t>Verificador de completitud</w:t>
-      </w:r>
-      <w:r>
-        <w:t xml:space="preserve">: lista qué campos están completos/incompletos por sección (Cliente, Empleo, Empresa, Expediente) con </w:t>
-      </w:r>
-      <w:r>
-        <w:rPr>
-          <w:b/>
-        </w:rPr>
-        <w:t>enlaces directos de edición</w:t>
-      </w:r>
-      <w:r>
-        <w:t xml:space="preserve"> y un porcentaje de completitud.</w:t>
-      </w:r>
-    </w:p>
-    <w:p>
-      <w:pPr>
-        <w:pStyle w:val="Heading2"/>
-      </w:pPr>
-      <w:r>
-        <w:rPr>
-          <w:color w:val="374151"/>
-        </w:rPr>
-        <w:t>6.3 Flujo de documentos</w:t>
-      </w:r>
-    </w:p>
-    <w:p>
-      <w:pPr>
-        <w:ind w:left="340"/>
-      </w:pPr>
-      <w:r>
-        <w:rPr>
-          <w:b/>
-        </w:rPr>
-        <w:t xml:space="preserve">1.  </w:t>
-      </w:r>
-      <w:r>
-        <w:t>Elegir un machote del catálogo (o desde el expediente).</w:t>
-      </w:r>
-    </w:p>
-    <w:p>
-      <w:pPr>
-        <w:ind w:left="340"/>
-      </w:pPr>
-      <w:r>
-        <w:rPr>
-          <w:b/>
-        </w:rPr>
-        <w:t xml:space="preserve">2.  </w:t>
-      </w:r>
-      <w:r>
-        <w:rPr>
-          <w:b/>
-        </w:rPr>
-        <w:t>Preparar</w:t>
-      </w:r>
-      <w:r>
-        <w:t xml:space="preserve"> — ver qué datos faltan y corregirlos con un clic.</w:t>
-      </w:r>
-    </w:p>
-    <w:p>
-      <w:pPr>
-        <w:ind w:left="340"/>
-      </w:pPr>
-      <w:r>
-        <w:rPr>
-          <w:b/>
-        </w:rPr>
-        <w:t xml:space="preserve">3.  </w:t>
-      </w:r>
-      <w:r>
-        <w:rPr>
-          <w:b/>
-        </w:rPr>
-        <w:t>Editar/vista previa</w:t>
-      </w:r>
-      <w:r>
-        <w:t xml:space="preserve"> del documento renderizado en el navegador.</w:t>
-      </w:r>
-    </w:p>
-    <w:p>
-      <w:pPr>
-        <w:ind w:left="340"/>
-      </w:pPr>
-      <w:r>
-        <w:rPr>
-          <w:b/>
-        </w:rPr>
-        <w:t xml:space="preserve">4.  </w:t>
-      </w:r>
-      <w:r>
-        <w:rPr>
-          <w:b/>
-        </w:rPr>
-        <w:t>Generar/descargar</w:t>
-      </w:r>
-      <w:r>
-        <w:t xml:space="preserve"> como PDF.</w:t>
-      </w:r>
-    </w:p>
-    <w:p>
-      <w:pPr>
-        <w:ind w:left="340"/>
-      </w:pPr>
-      <w:r>
-        <w:rPr>
-          <w:b/>
-        </w:rPr>
-        <w:t xml:space="preserve">5.  </w:t>
-      </w:r>
-      <w:r>
-        <w:t xml:space="preserve">Opcionalmente </w:t>
-      </w:r>
-      <w:r>
-        <w:rPr>
-          <w:b/>
-        </w:rPr>
-        <w:t>guardar el documento editado como nuevo machote</w:t>
-      </w:r>
-      <w:r>
-        <w:t xml:space="preserve"> (la biblioteca de plantillas del equipo crece de forma orgánica).</w:t>
-      </w:r>
-    </w:p>
-    <w:p>
-      <w:pPr>
-        <w:pStyle w:val="Heading2"/>
-      </w:pPr>
-      <w:r>
-        <w:rPr>
-          <w:color w:val="374151"/>
-        </w:rPr>
-        <w:t>6.4 Importar machotes desde Word</w:t>
-      </w:r>
-    </w:p>
-    <w:p>
-      <w:pPr>
-        <w:pStyle w:val="ListBullet"/>
-      </w:pPr>
-      <w:r>
-        <w:t xml:space="preserve">Los archivos </w:t>
+        <w:t>[CURP]</w:t>
+      </w:r>
+      <w:r>
+        <w:t xml:space="preserve">, </w:t>
       </w:r>
       <w:r>
         <w:rPr>
@@ -2911,10 +5161,160 @@
           <w:sz w:val="18"/>
           <w:shd w:val="clear" w:fill="EEF2FF"/>
         </w:rPr>
-        <w:t>.docx</w:t>
-      </w:r>
-      <w:r>
-        <w:t xml:space="preserve"> (ej. una carpeta con demandas existentes) se convierten en plantillas HTML mediante el comando </w:t>
+        <w:t>[MONTO]</w:t>
+      </w:r>
+      <w:r>
+        <w:t>, …) en lugar de espacios en blanco o errores — el usuario sabe exactamente qué completar.</w:t>
+      </w:r>
+    </w:p>
+    <w:p>
+      <w:pPr>
+        <w:pStyle w:val="ListBullet"/>
+      </w:pPr>
+      <w:r>
+        <w:rPr>
+          <w:b/>
+        </w:rPr>
+        <w:t>Verificador de completitud</w:t>
+      </w:r>
+      <w:r>
+        <w:t xml:space="preserve">: lista qué campos están completos/incompletos por sección (Cliente, Empleo, Empresa, Expediente) con </w:t>
+      </w:r>
+      <w:r>
+        <w:rPr>
+          <w:b/>
+        </w:rPr>
+        <w:t>enlaces directos de edición</w:t>
+      </w:r>
+      <w:r>
+        <w:t xml:space="preserve"> y un porcentaje de completitud.</w:t>
+      </w:r>
+    </w:p>
+    <w:p>
+      <w:pPr>
+        <w:pStyle w:val="Heading2"/>
+      </w:pPr>
+      <w:r>
+        <w:rPr>
+          <w:color w:val="374151"/>
+        </w:rPr>
+        <w:t>6.3 Flujo de documentos</w:t>
+      </w:r>
+    </w:p>
+    <w:p>
+      <w:pPr>
+        <w:ind w:left="340"/>
+      </w:pPr>
+      <w:r>
+        <w:rPr>
+          <w:b/>
+        </w:rPr>
+        <w:t xml:space="preserve">1.  </w:t>
+      </w:r>
+      <w:r>
+        <w:t>Elegir un machote del catálogo (o desde el expediente).</w:t>
+      </w:r>
+    </w:p>
+    <w:p>
+      <w:pPr>
+        <w:ind w:left="340"/>
+      </w:pPr>
+      <w:r>
+        <w:rPr>
+          <w:b/>
+        </w:rPr>
+        <w:t xml:space="preserve">2.  </w:t>
+      </w:r>
+      <w:r>
+        <w:rPr>
+          <w:b/>
+        </w:rPr>
+        <w:t>Preparar</w:t>
+      </w:r>
+      <w:r>
+        <w:t xml:space="preserve"> — ver qué datos faltan y corregirlos con un clic.</w:t>
+      </w:r>
+    </w:p>
+    <w:p>
+      <w:pPr>
+        <w:ind w:left="340"/>
+      </w:pPr>
+      <w:r>
+        <w:rPr>
+          <w:b/>
+        </w:rPr>
+        <w:t xml:space="preserve">3.  </w:t>
+      </w:r>
+      <w:r>
+        <w:rPr>
+          <w:b/>
+        </w:rPr>
+        <w:t>Editar/vista previa</w:t>
+      </w:r>
+      <w:r>
+        <w:t xml:space="preserve"> del documento renderizado en el navegador.</w:t>
+      </w:r>
+    </w:p>
+    <w:p>
+      <w:pPr>
+        <w:ind w:left="340"/>
+      </w:pPr>
+      <w:r>
+        <w:rPr>
+          <w:b/>
+        </w:rPr>
+        <w:t xml:space="preserve">4.  </w:t>
+      </w:r>
+      <w:r>
+        <w:rPr>
+          <w:b/>
+        </w:rPr>
+        <w:t>Generar/descargar</w:t>
+      </w:r>
+      <w:r>
+        <w:t xml:space="preserve"> como PDF.</w:t>
+      </w:r>
+    </w:p>
+    <w:p>
+      <w:pPr>
+        <w:ind w:left="340"/>
+      </w:pPr>
+      <w:r>
+        <w:rPr>
+          <w:b/>
+        </w:rPr>
+        <w:t xml:space="preserve">5.  </w:t>
+      </w:r>
+      <w:r>
+        <w:t xml:space="preserve">Opcionalmente </w:t>
+      </w:r>
+      <w:r>
+        <w:rPr>
+          <w:b/>
+        </w:rPr>
+        <w:t>guardar el documento editado como nuevo machote</w:t>
+      </w:r>
+      <w:r>
+        <w:t xml:space="preserve"> (la biblioteca de plantillas del equipo crece de forma orgánica).</w:t>
+      </w:r>
+    </w:p>
+    <w:p>
+      <w:pPr>
+        <w:pStyle w:val="Heading2"/>
+      </w:pPr>
+      <w:r>
+        <w:rPr>
+          <w:color w:val="374151"/>
+        </w:rPr>
+        <w:t>6.4 Importar machotes desde Word</w:t>
+      </w:r>
+    </w:p>
+    <w:p>
+      <w:pPr>
+        <w:pStyle w:val="ListBullet"/>
+      </w:pPr>
+      <w:r>
+        <w:t xml:space="preserve">Los archivos </w:t>
       </w:r>
       <w:r>
         <w:rPr>
@@ -2922,46 +5322,10 @@
           <w:sz w:val="18"/>
           <w:shd w:val="clear" w:fill="EEF2FF"/>
         </w:rPr>
-        <w:t>importar_machotes</w:t>
-      </w:r>
-      <w:r>
-        <w:t xml:space="preserve"> o la importación web, conservando los marcadores cuando es posible.</w:t>
-      </w:r>
-    </w:p>
-    <w:p>
-      <w:pPr>
-        <w:pStyle w:val="ListBullet"/>
-      </w:pPr>
-      <w:r>
-        <w:t>La biblioteca de plantillas se administra desde el admin de Django o desde la interfaz de machotes.</w:t>
-      </w:r>
-    </w:p>
-    <w:p>
-      <w:pPr>
-        <w:pStyle w:val="Heading2"/>
-      </w:pPr>
-      <w:r>
-        <w:rPr>
-          <w:color w:val="374151"/>
-        </w:rPr>
-        <w:t>6.5 Generador de Demanda Laboral (`demanda_generator.py`)</w:t>
-      </w:r>
-    </w:p>
-    <w:p>
-      <w:pPr>
-        <w:pStyle w:val="ListBullet"/>
-      </w:pPr>
-      <w:r>
-        <w:t xml:space="preserve">Genera una </w:t>
-      </w:r>
-      <w:r>
-        <w:rPr>
-          <w:b/>
-        </w:rPr>
-        <w:t>demanda laboral mexicana profesional</w:t>
-      </w:r>
-      <w:r>
-        <w:t xml:space="preserve"> (Word </w:t>
+        <w:t>.docx</w:t>
+      </w:r>
+      <w:r>
+        <w:t xml:space="preserve"> (ej. una carpeta con demandas existentes) se convierten en plantillas HTML mediante el comando </w:t>
       </w:r>
       <w:r>
         <w:rPr>
@@ -2969,10 +5333,10 @@
           <w:sz w:val="18"/>
           <w:shd w:val="clear" w:fill="EEF2FF"/>
         </w:rPr>
-        <w:t>.docx</w:t>
-      </w:r>
-      <w:r>
-        <w:t>) con todos los datos del caso, cálculos integrados y formato listo para imprimir y firmar.</w:t>
+        <w:t>importar_machotes</w:t>
+      </w:r>
+      <w:r>
+        <w:t xml:space="preserve"> o la importación web, conservando los marcadores cuando es posible.</w:t>
       </w:r>
     </w:p>
     <w:p>
@@ -2980,16 +5344,35 @@
         <w:pStyle w:val="ListBullet"/>
       </w:pPr>
       <w:r>
-        <w:t xml:space="preserve">Un </w:t>
+        <w:t>La biblioteca de plantillas se administra desde el admin de Django o desde la interfaz de machotes.</w:t>
+      </w:r>
+    </w:p>
+    <w:p>
+      <w:pPr>
+        <w:pStyle w:val="Heading2"/>
+      </w:pPr>
+      <w:r>
+        <w:rPr>
+          <w:color w:val="374151"/>
+        </w:rPr>
+        <w:t>6.5 Generador de Demanda Laboral por capítulos</w:t>
+      </w:r>
+    </w:p>
+    <w:p>
+      <w:pPr>
+        <w:pStyle w:val="ListBullet"/>
+      </w:pPr>
+      <w:r>
+        <w:t xml:space="preserve">Genera una </w:t>
       </w:r>
       <w:r>
         <w:rPr>
           <w:b/>
         </w:rPr>
-        <w:t>asistente paso a paso</w:t>
-      </w:r>
-      <w:r>
-        <w:t xml:space="preserve"> (</w:t>
+        <w:t>demanda laboral mexicana profesional</w:t>
+      </w:r>
+      <w:r>
+        <w:t xml:space="preserve"> (Word </w:t>
       </w:r>
       <w:r>
         <w:rPr>
@@ -2997,19 +5380,10 @@
           <w:sz w:val="18"/>
           <w:shd w:val="clear" w:fill="EEF2FF"/>
         </w:rPr>
-        <w:t>demanda_asistente</w:t>
-      </w:r>
-      <w:r>
-        <w:t xml:space="preserve">) guía por las secciones de la demanda; un </w:t>
-      </w:r>
-      <w:r>
-        <w:rPr>
-          <w:b/>
-        </w:rPr>
-        <w:t>generador directo</w:t>
-      </w:r>
-      <w:r>
-        <w:t xml:space="preserve"> produce el documento en un solo clic.</w:t>
+        <w:t>.docx</w:t>
+      </w:r>
+      <w:r>
+        <w:t>) con todos los datos del caso, cálculos integrados y formato listo para imprimir y firmar.</w:t>
       </w:r>
     </w:p>
     <w:p>
@@ -3017,7 +5391,13 @@
         <w:pStyle w:val="ListBullet"/>
       </w:pPr>
       <w:r>
-        <w:t xml:space="preserve">Se descarga como </w:t>
+        <w:rPr>
+          <w:b/>
+        </w:rPr>
+        <w:t>Espacio de trabajo en tres pantallas</w:t>
+      </w:r>
+      <w:r>
+        <w:t xml:space="preserve"> (</w:t>
       </w:r>
       <w:r>
         <w:rPr>
@@ -3025,10 +5405,235 @@
           <w:sz w:val="18"/>
           <w:shd w:val="clear" w:fill="EEF2FF"/>
         </w:rPr>
+        <w:t>demanda_asistente</w:t>
+      </w:r>
+      <w:r>
+        <w:t>), cada una con lo que le toca en lugar de un solo formulario con todo:</w:t>
+      </w:r>
+    </w:p>
+    <w:p>
+      <w:pPr>
+        <w:pStyle w:val="ListBullet"/>
+      </w:pPr>
+      <w:r>
+        <w:rPr>
+          <w:rFonts w:ascii="Consolas" w:hAnsi="Consolas"/>
+          <w:sz w:val="18"/>
+          <w:shd w:val="clear" w:fill="EEF2FF"/>
+        </w:rPr>
+        <w:t>?espacio=datos</w:t>
+      </w:r>
+      <w:r>
+        <w:t xml:space="preserve"> — actor (con domicilio para notificaciones), relación laboral, patrón y representación legal.</w:t>
+      </w:r>
+    </w:p>
+    <w:p>
+      <w:pPr>
+        <w:pStyle w:val="ListBullet"/>
+      </w:pPr>
+      <w:r>
+        <w:rPr>
+          <w:rFonts w:ascii="Consolas" w:hAnsi="Consolas"/>
+          <w:sz w:val="18"/>
+          <w:shd w:val="clear" w:fill="EEF2FF"/>
+        </w:rPr>
+        <w:t>?espacio=estrategia</w:t>
+      </w:r>
+      <w:r>
+        <w:t xml:space="preserve"> — tipo y modalidad de la separación, acción del artículo 48 LFT, situaciones que agregan hechos, confirmación del IMSS y las prestaciones por periodos con su cálculo y aprobación.</w:t>
+      </w:r>
+    </w:p>
+    <w:p>
+      <w:pPr>
+        <w:pStyle w:val="ListBullet"/>
+      </w:pPr>
+      <w:r>
+        <w:rPr>
+          <w:rFonts w:ascii="Consolas" w:hAnsi="Consolas"/>
+          <w:sz w:val="18"/>
+          <w:shd w:val="clear" w:fill="EEF2FF"/>
+        </w:rPr>
+        <w:t>?espacio=documento</w:t>
+      </w:r>
+      <w:r>
+        <w:t xml:space="preserve"> — el escrito real </w:t>
+      </w:r>
+      <w:r>
+        <w:rPr>
+          <w:b/>
+        </w:rPr>
+        <w:t>capítulo por capítulo</w:t>
+      </w:r>
+      <w:r>
+        <w:t xml:space="preserve">, con los datos que faltan como </w:t>
+      </w:r>
+      <w:r>
+        <w:rPr>
+          <w:b/>
+        </w:rPr>
+        <w:t>huecos enlazados</w:t>
+      </w:r>
+      <w:r>
+        <w:t xml:space="preserve"> al campo que los completa, el índice de capítulos con su estado y el panel de </w:t>
+      </w:r>
+      <w:r>
+        <w:rPr>
+          <w:b/>
+        </w:rPr>
+        <w:t>coherencia</w:t>
+      </w:r>
+      <w:r>
+        <w:t xml:space="preserve"> (incluidas las sustituciones silenciosas del motor: jornada por defecto, domicilio del patrón, aviso atribuido a un genérico).</w:t>
+      </w:r>
+    </w:p>
+    <w:p>
+      <w:pPr>
+        <w:pStyle w:val="ListBullet"/>
+      </w:pPr>
+      <w:r>
+        <w:t xml:space="preserve">El </w:t>
+      </w:r>
+      <w:r>
+        <w:rPr>
+          <w:b/>
+        </w:rPr>
+        <w:t>estado</w:t>
+      </w:r>
+      <w:r>
+        <w:t xml:space="preserve"> de la demanda es una sola fuente de verdad (</w:t>
+      </w:r>
+      <w:r>
+        <w:rPr>
+          <w:rFonts w:ascii="Consolas" w:hAnsi="Consolas"/>
+          <w:sz w:val="18"/>
+          <w:shd w:val="clear" w:fill="EEF2FF"/>
+        </w:rPr>
+        <w:t>expedientes/demanda_estado.py</w:t>
+      </w:r>
+      <w:r>
+        <w:t>): alimenta el semáforo del encabezado, el estado de cada bloque, los huecos del documento y el guard de la descarga, para que no puedan contradecirse.</w:t>
+      </w:r>
+    </w:p>
+    <w:p>
+      <w:pPr>
+        <w:pStyle w:val="ListBullet"/>
+      </w:pPr>
+      <w:r>
+        <w:t xml:space="preserve">La descarga del </w:t>
+      </w:r>
+      <w:r>
+        <w:rPr>
+          <w:rFonts w:ascii="Consolas" w:hAnsi="Consolas"/>
+          <w:sz w:val="18"/>
+          <w:shd w:val="clear" w:fill="EEF2FF"/>
+        </w:rPr>
         <w:t>.docx</w:t>
       </w:r>
       <w:r>
+        <w:t xml:space="preserve"> (</w:t>
+      </w:r>
+      <w:r>
+        <w:rPr>
+          <w:rFonts w:ascii="Consolas" w:hAnsi="Consolas"/>
+          <w:sz w:val="18"/>
+          <w:shd w:val="clear" w:fill="EEF2FF"/>
+        </w:rPr>
+        <w:t>demanda_capitulos_descargar</w:t>
+      </w:r>
+      <w:r>
+        <w:t xml:space="preserve">) </w:t>
+      </w:r>
+      <w:r>
+        <w:rPr>
+          <w:b/>
+        </w:rPr>
+        <w:t>sólo se habilita cuando no queda ningún requisito obligatorio</w:t>
+      </w:r>
+      <w:r>
+        <w:t xml:space="preserve">: antes salía con </w:t>
+      </w:r>
+      <w:r>
+        <w:rPr>
+          <w:rFonts w:ascii="Consolas" w:hAnsi="Consolas"/>
+          <w:sz w:val="18"/>
+          <w:shd w:val="clear" w:fill="EEF2FF"/>
+        </w:rPr>
+        <w:t>[DOMICILIO PARA NOTIFICACIONES]</w:t>
+      </w:r>
+      <w:r>
+        <w:t xml:space="preserve"> u otros marcadores dentro. Redactar el borrador nunca se bloquea.</w:t>
+      </w:r>
+    </w:p>
+    <w:p>
+      <w:pPr>
+        <w:pStyle w:val="ListBullet"/>
+      </w:pPr>
+      <w:r>
+        <w:t xml:space="preserve">Un </w:t>
+      </w:r>
+      <w:r>
+        <w:rPr>
+          <w:b/>
+        </w:rPr>
+        <w:t>generador directo</w:t>
+      </w:r>
+      <w:r>
+        <w:t xml:space="preserve"> produce el documento en un solo clic y el editor permite retocar el texto antes de firmarlo.</w:t>
+      </w:r>
+    </w:p>
+    <w:p>
+      <w:pPr>
+        <w:pStyle w:val="ListBullet"/>
+      </w:pPr>
+      <w:r>
+        <w:t xml:space="preserve">Se descarga como </w:t>
+      </w:r>
+      <w:r>
+        <w:rPr>
+          <w:rFonts w:ascii="Consolas" w:hAnsi="Consolas"/>
+          <w:sz w:val="18"/>
+          <w:shd w:val="clear" w:fill="EEF2FF"/>
+        </w:rPr>
+        <w:t>.docx</w:t>
+      </w:r>
+      <w:r>
         <w:t xml:space="preserve"> para edición/firma.</w:t>
+      </w:r>
+    </w:p>
+    <w:p>
+      <w:pPr>
+        <w:spacing w:before="80" w:after="80"/>
+        <w:ind w:left="340"/>
+      </w:pPr>
+      <w:r>
+        <w:rPr>
+          <w:i/>
+        </w:rPr>
+        <w:t>El motor de redacción separa el HTML por capítulos (</w:t>
+      </w:r>
+      <w:r>
+        <w:rPr>
+          <w:i/>
+        </w:rPr>
+        <w:t>redaccion.salida.capitulos_html</w:t>
+      </w:r>
+      <w:r>
+        <w:rPr>
+          <w:i/>
+        </w:rPr>
+        <w:t xml:space="preserve">) para que la pantalla del documento pueda señalar en cuál falta algo. Los siete capítulos son los del estándar del despacho: ver </w:t>
+      </w:r>
+      <w:r>
+        <w:rPr>
+          <w:i/>
+        </w:rPr>
+        <w:t>docs/DEMANDA_POR_CAPITULOS.md</w:t>
+      </w:r>
+      <w:r>
+        <w:rPr>
+          <w:i/>
+        </w:rPr>
+        <w:t>.</w:t>
       </w:r>
     </w:p>
     <w:p>
